--- a/Labs/Lab8/Lab8.docx
+++ b/Labs/Lab8/Lab8.docx
@@ -1,6 +1,6 @@
 
 <file path=word/document.xml><?xml version="1.0" encoding="utf-8"?>
-<w:document xmlns:wpc="http://schemas.microsoft.com/office/word/2010/wordprocessingCanvas" xmlns:cx="http://schemas.microsoft.com/office/drawing/2014/chartex" xmlns:mc="http://schemas.openxmlformats.org/markup-compatibility/2006" xmlns:o="urn:schemas-microsoft-com:office:office" xmlns:r="http://schemas.openxmlformats.org/officeDocument/2006/relationships" xmlns:m="http://schemas.openxmlformats.org/officeDocument/2006/math" xmlns:v="urn:schemas-microsoft-com:vml" xmlns:wp14="http://schemas.microsoft.com/office/word/2010/wordprocessingDrawing" xmlns:wp="http://schemas.openxmlformats.org/drawingml/2006/wordprocessingDrawing" xmlns:w10="urn:schemas-microsoft-com:office:word" xmlns:w="http://schemas.openxmlformats.org/wordprocessingml/2006/main" xmlns:w14="http://schemas.microsoft.com/office/word/2010/wordml" xmlns:w15="http://schemas.microsoft.com/office/word/2012/wordml" xmlns:w16se="http://schemas.microsoft.com/office/word/2015/wordml/symex" xmlns:wpg="http://schemas.microsoft.com/office/word/2010/wordprocessingGroup" xmlns:wpi="http://schemas.microsoft.com/office/word/2010/wordprocessingInk" xmlns:wne="http://schemas.microsoft.com/office/word/2006/wordml" xmlns:wps="http://schemas.microsoft.com/office/word/2010/wordprocessingShape" mc:Ignorable="w14 w15 w16se wp14">
+<w:document xmlns:wpc="http://schemas.microsoft.com/office/word/2010/wordprocessingCanvas" xmlns:cx="http://schemas.microsoft.com/office/drawing/2014/chartex" xmlns:cx1="http://schemas.microsoft.com/office/drawing/2015/9/8/chartex" xmlns:cx2="http://schemas.microsoft.com/office/drawing/2015/10/21/chartex" xmlns:cx3="http://schemas.microsoft.com/office/drawing/2016/5/9/chartex" xmlns:cx4="http://schemas.microsoft.com/office/drawing/2016/5/10/chartex" xmlns:cx5="http://schemas.microsoft.com/office/drawing/2016/5/11/chartex" xmlns:cx6="http://schemas.microsoft.com/office/drawing/2016/5/12/chartex" xmlns:cx7="http://schemas.microsoft.com/office/drawing/2016/5/13/chartex" xmlns:cx8="http://schemas.microsoft.com/office/drawing/2016/5/14/chartex" xmlns:mc="http://schemas.openxmlformats.org/markup-compatibility/2006" xmlns:aink="http://schemas.microsoft.com/office/drawing/2016/ink" xmlns:am3d="http://schemas.microsoft.com/office/drawing/2017/model3d" xmlns:o="urn:schemas-microsoft-com:office:office" xmlns:r="http://schemas.openxmlformats.org/officeDocument/2006/relationships" xmlns:m="http://schemas.openxmlformats.org/officeDocument/2006/math" xmlns:v="urn:schemas-microsoft-com:vml" xmlns:wp14="http://schemas.microsoft.com/office/word/2010/wordprocessingDrawing" xmlns:wp="http://schemas.openxmlformats.org/drawingml/2006/wordprocessingDrawing" xmlns:w10="urn:schemas-microsoft-com:office:word" xmlns:w="http://schemas.openxmlformats.org/wordprocessingml/2006/main" xmlns:w14="http://schemas.microsoft.com/office/word/2010/wordml" xmlns:w15="http://schemas.microsoft.com/office/word/2012/wordml" xmlns:w16cex="http://schemas.microsoft.com/office/word/2018/wordml/cex" xmlns:w16cid="http://schemas.microsoft.com/office/word/2016/wordml/cid" xmlns:w16="http://schemas.microsoft.com/office/word/2018/wordml" xmlns:w16sdtdh="http://schemas.microsoft.com/office/word/2020/wordml/sdtdatahash" xmlns:w16se="http://schemas.microsoft.com/office/word/2015/wordml/symex" xmlns:wpg="http://schemas.microsoft.com/office/word/2010/wordprocessingGroup" xmlns:wpi="http://schemas.microsoft.com/office/word/2010/wordprocessingInk" xmlns:wne="http://schemas.microsoft.com/office/word/2006/wordml" xmlns:wps="http://schemas.microsoft.com/office/word/2010/wordprocessingShape" mc:Ignorable="w14 w15 w16se w16cid w16 w16cex w16sdtdh wp14">
   <w:body>
     <w:p>
       <w:pPr>
@@ -61,6 +61,33 @@
           <w:lang w:val="en-US"/>
         </w:rPr>
         <w:t>CalculateFinalPrice</w:t>
+      </w:r>
+      <w:proofErr w:type="spellEnd"/>
+      <w:r>
+        <w:rPr>
+          <w:rFonts w:ascii="Times New Roman" w:hAnsi="Times New Roman" w:cs="Times New Roman"/>
+          <w:sz w:val="24"/>
+          <w:szCs w:val="24"/>
+        </w:rPr>
+        <w:t xml:space="preserve"> </w:t>
+      </w:r>
+      <w:r>
+        <w:rPr>
+          <w:rFonts w:ascii="Times New Roman" w:hAnsi="Times New Roman" w:cs="Times New Roman"/>
+          <w:sz w:val="24"/>
+          <w:szCs w:val="24"/>
+        </w:rPr>
+        <w:t xml:space="preserve">класса </w:t>
+      </w:r>
+      <w:proofErr w:type="spellStart"/>
+      <w:r>
+        <w:rPr>
+          <w:rFonts w:ascii="Times New Roman" w:hAnsi="Times New Roman" w:cs="Times New Roman"/>
+          <w:sz w:val="24"/>
+          <w:szCs w:val="24"/>
+          <w:lang w:val="en-US"/>
+        </w:rPr>
+        <w:t>OrderService</w:t>
       </w:r>
       <w:proofErr w:type="spellEnd"/>
       <w:r>
@@ -79,8 +106,8 @@
         <w:tblLook w:val="04A0" w:firstRow="1" w:lastRow="0" w:firstColumn="1" w:lastColumn="0" w:noHBand="0" w:noVBand="1"/>
       </w:tblPr>
       <w:tblGrid>
-        <w:gridCol w:w="4751"/>
-        <w:gridCol w:w="4594"/>
+        <w:gridCol w:w="4672"/>
+        <w:gridCol w:w="4673"/>
       </w:tblGrid>
       <w:tr>
         <w:tc>
@@ -147,71 +174,15 @@
             <w:r>
               <w:rPr>
                 <w:rFonts w:ascii="Times New Roman" w:hAnsi="Times New Roman" w:cs="Times New Roman"/>
+                <w:noProof/>
                 <w:sz w:val="24"/>
                 <w:szCs w:val="24"/>
               </w:rPr>
               <w:drawing>
-                <wp:inline distT="0" distB="0" distL="0" distR="0" wp14:anchorId="41979B51" wp14:editId="04596254">
-                  <wp:extent cx="2880217" cy="668740"/>
+                <wp:inline distT="0" distB="0" distL="0" distR="0" wp14:anchorId="265AFA5D" wp14:editId="33908228">
+                  <wp:extent cx="2808745" cy="652145"/>
                   <wp:effectExtent l="0" t="0" r="0" b="0"/>
                   <wp:docPr id="1" name="Рисунок 1"/>
-                  <wp:cNvGraphicFramePr>
-                    <a:graphicFrameLocks xmlns:a="http://schemas.openxmlformats.org/drawingml/2006/main" noChangeAspect="1"/>
-                  </wp:cNvGraphicFramePr>
-                  <a:graphic xmlns:a="http://schemas.openxmlformats.org/drawingml/2006/main">
-                    <a:graphicData uri="http://schemas.openxmlformats.org/drawingml/2006/picture">
-                      <pic:pic xmlns:pic="http://schemas.openxmlformats.org/drawingml/2006/picture">
-                        <pic:nvPicPr>
-                          <pic:cNvPr id="1" name=""/>
-                          <pic:cNvPicPr/>
-                        </pic:nvPicPr>
-                        <pic:blipFill>
-                          <a:blip r:embed="rId4"/>
-                          <a:stretch>
-                            <a:fillRect/>
-                          </a:stretch>
-                        </pic:blipFill>
-                        <pic:spPr>
-                          <a:xfrm>
-                            <a:off x="0" y="0"/>
-                            <a:ext cx="3010889" cy="699080"/>
-                          </a:xfrm>
-                          <a:prstGeom prst="rect">
-                            <a:avLst/>
-                          </a:prstGeom>
-                        </pic:spPr>
-                      </pic:pic>
-                    </a:graphicData>
-                  </a:graphic>
-                </wp:inline>
-              </w:drawing>
-            </w:r>
-          </w:p>
-        </w:tc>
-        <w:tc>
-          <w:tcPr>
-            <w:tcW w:w="4673" w:type="dxa"/>
-          </w:tcPr>
-          <w:p>
-            <w:pPr>
-              <w:jc w:val="center"/>
-              <w:rPr>
-                <w:rFonts w:ascii="Times New Roman" w:hAnsi="Times New Roman" w:cs="Times New Roman"/>
-                <w:sz w:val="24"/>
-                <w:szCs w:val="24"/>
-              </w:rPr>
-            </w:pPr>
-            <w:r>
-              <w:rPr>
-                <w:rFonts w:ascii="Times New Roman" w:hAnsi="Times New Roman" w:cs="Times New Roman"/>
-                <w:sz w:val="24"/>
-                <w:szCs w:val="24"/>
-              </w:rPr>
-              <w:drawing>
-                <wp:inline distT="0" distB="0" distL="0" distR="0" wp14:anchorId="057C8A6E" wp14:editId="72E36A41">
-                  <wp:extent cx="2722729" cy="652710"/>
-                  <wp:effectExtent l="0" t="0" r="1905" b="0"/>
-                  <wp:docPr id="2" name="Рисунок 2"/>
                   <wp:cNvGraphicFramePr>
                     <a:graphicFrameLocks xmlns:a="http://schemas.openxmlformats.org/drawingml/2006/main" noChangeAspect="1"/>
                   </wp:cNvGraphicFramePr>
@@ -231,6 +202,64 @@
                         <pic:spPr>
                           <a:xfrm>
                             <a:off x="0" y="0"/>
+                            <a:ext cx="2972563" cy="690181"/>
+                          </a:xfrm>
+                          <a:prstGeom prst="rect">
+                            <a:avLst/>
+                          </a:prstGeom>
+                        </pic:spPr>
+                      </pic:pic>
+                    </a:graphicData>
+                  </a:graphic>
+                </wp:inline>
+              </w:drawing>
+            </w:r>
+          </w:p>
+        </w:tc>
+        <w:tc>
+          <w:tcPr>
+            <w:tcW w:w="4673" w:type="dxa"/>
+          </w:tcPr>
+          <w:p>
+            <w:pPr>
+              <w:jc w:val="center"/>
+              <w:rPr>
+                <w:rFonts w:ascii="Times New Roman" w:hAnsi="Times New Roman" w:cs="Times New Roman"/>
+                <w:sz w:val="24"/>
+                <w:szCs w:val="24"/>
+              </w:rPr>
+            </w:pPr>
+            <w:r>
+              <w:rPr>
+                <w:rFonts w:ascii="Times New Roman" w:hAnsi="Times New Roman" w:cs="Times New Roman"/>
+                <w:noProof/>
+                <w:sz w:val="24"/>
+                <w:szCs w:val="24"/>
+              </w:rPr>
+              <w:drawing>
+                <wp:inline distT="0" distB="0" distL="0" distR="0" wp14:anchorId="38B69D54" wp14:editId="50BE6CB1">
+                  <wp:extent cx="2722729" cy="652710"/>
+                  <wp:effectExtent l="0" t="0" r="1905" b="0"/>
+                  <wp:docPr id="2" name="Рисунок 2"/>
+                  <wp:cNvGraphicFramePr>
+                    <a:graphicFrameLocks xmlns:a="http://schemas.openxmlformats.org/drawingml/2006/main" noChangeAspect="1"/>
+                  </wp:cNvGraphicFramePr>
+                  <a:graphic xmlns:a="http://schemas.openxmlformats.org/drawingml/2006/main">
+                    <a:graphicData uri="http://schemas.openxmlformats.org/drawingml/2006/picture">
+                      <pic:pic xmlns:pic="http://schemas.openxmlformats.org/drawingml/2006/picture">
+                        <pic:nvPicPr>
+                          <pic:cNvPr id="1" name=""/>
+                          <pic:cNvPicPr/>
+                        </pic:nvPicPr>
+                        <pic:blipFill>
+                          <a:blip r:embed="rId6"/>
+                          <a:stretch>
+                            <a:fillRect/>
+                          </a:stretch>
+                        </pic:blipFill>
+                        <pic:spPr>
+                          <a:xfrm>
+                            <a:off x="0" y="0"/>
                             <a:ext cx="3008635" cy="721249"/>
                           </a:xfrm>
                           <a:prstGeom prst="rect">
@@ -345,6 +374,48 @@
                 <w:szCs w:val="24"/>
               </w:rPr>
             </w:pPr>
+            <w:r>
+              <w:rPr>
+                <w:rFonts w:ascii="Times New Roman" w:hAnsi="Times New Roman" w:cs="Times New Roman"/>
+                <w:sz w:val="24"/>
+                <w:szCs w:val="24"/>
+              </w:rPr>
+              <w:drawing>
+                <wp:inline distT="0" distB="0" distL="0" distR="0" wp14:anchorId="79F216E0" wp14:editId="26009A07">
+                  <wp:extent cx="2747067" cy="1867186"/>
+                  <wp:effectExtent l="0" t="0" r="0" b="0"/>
+                  <wp:docPr id="3" name="Рисунок 3"/>
+                  <wp:cNvGraphicFramePr>
+                    <a:graphicFrameLocks xmlns:a="http://schemas.openxmlformats.org/drawingml/2006/main" noChangeAspect="1"/>
+                  </wp:cNvGraphicFramePr>
+                  <a:graphic xmlns:a="http://schemas.openxmlformats.org/drawingml/2006/main">
+                    <a:graphicData uri="http://schemas.openxmlformats.org/drawingml/2006/picture">
+                      <pic:pic xmlns:pic="http://schemas.openxmlformats.org/drawingml/2006/picture">
+                        <pic:nvPicPr>
+                          <pic:cNvPr id="1" name=""/>
+                          <pic:cNvPicPr/>
+                        </pic:nvPicPr>
+                        <pic:blipFill>
+                          <a:blip r:embed="rId7"/>
+                          <a:stretch>
+                            <a:fillRect/>
+                          </a:stretch>
+                        </pic:blipFill>
+                        <pic:spPr>
+                          <a:xfrm>
+                            <a:off x="0" y="0"/>
+                            <a:ext cx="2768689" cy="1881882"/>
+                          </a:xfrm>
+                          <a:prstGeom prst="rect">
+                            <a:avLst/>
+                          </a:prstGeom>
+                        </pic:spPr>
+                      </pic:pic>
+                    </a:graphicData>
+                  </a:graphic>
+                </wp:inline>
+              </w:drawing>
+            </w:r>
           </w:p>
         </w:tc>
         <w:tc>
@@ -360,6 +431,48 @@
                 <w:szCs w:val="24"/>
               </w:rPr>
             </w:pPr>
+            <w:r>
+              <w:rPr>
+                <w:rFonts w:ascii="Times New Roman" w:hAnsi="Times New Roman" w:cs="Times New Roman"/>
+                <w:sz w:val="24"/>
+                <w:szCs w:val="24"/>
+              </w:rPr>
+              <w:drawing>
+                <wp:inline distT="0" distB="0" distL="0" distR="0" wp14:anchorId="1FB95F36" wp14:editId="3A5F017D">
+                  <wp:extent cx="2777286" cy="2088107"/>
+                  <wp:effectExtent l="0" t="0" r="4445" b="7620"/>
+                  <wp:docPr id="4" name="Рисунок 4"/>
+                  <wp:cNvGraphicFramePr>
+                    <a:graphicFrameLocks xmlns:a="http://schemas.openxmlformats.org/drawingml/2006/main" noChangeAspect="1"/>
+                  </wp:cNvGraphicFramePr>
+                  <a:graphic xmlns:a="http://schemas.openxmlformats.org/drawingml/2006/main">
+                    <a:graphicData uri="http://schemas.openxmlformats.org/drawingml/2006/picture">
+                      <pic:pic xmlns:pic="http://schemas.openxmlformats.org/drawingml/2006/picture">
+                        <pic:nvPicPr>
+                          <pic:cNvPr id="1" name=""/>
+                          <pic:cNvPicPr/>
+                        </pic:nvPicPr>
+                        <pic:blipFill>
+                          <a:blip r:embed="rId8"/>
+                          <a:stretch>
+                            <a:fillRect/>
+                          </a:stretch>
+                        </pic:blipFill>
+                        <pic:spPr>
+                          <a:xfrm>
+                            <a:off x="0" y="0"/>
+                            <a:ext cx="2873076" cy="2160127"/>
+                          </a:xfrm>
+                          <a:prstGeom prst="rect">
+                            <a:avLst/>
+                          </a:prstGeom>
+                        </pic:spPr>
+                      </pic:pic>
+                    </a:graphicData>
+                  </a:graphic>
+                </wp:inline>
+              </w:drawing>
+            </w:r>
           </w:p>
         </w:tc>
       </w:tr>
@@ -373,8 +486,1985 @@
           <w:lang w:val="en-US"/>
         </w:rPr>
       </w:pPr>
-      <w:bookmarkStart w:id="0" w:name="_GoBack"/>
-      <w:bookmarkEnd w:id="0"/>
+    </w:p>
+    <w:p>
+      <w:pPr>
+        <w:rPr>
+          <w:rFonts w:ascii="Times New Roman" w:hAnsi="Times New Roman" w:cs="Times New Roman"/>
+          <w:sz w:val="24"/>
+          <w:szCs w:val="24"/>
+        </w:rPr>
+      </w:pPr>
+      <w:r>
+        <w:rPr>
+          <w:rFonts w:ascii="Times New Roman" w:hAnsi="Times New Roman" w:cs="Times New Roman"/>
+          <w:sz w:val="24"/>
+          <w:szCs w:val="24"/>
+        </w:rPr>
+        <w:t xml:space="preserve">Задание 3. Требуется заменить условное выражение тернарным оператором в методе </w:t>
+      </w:r>
+      <w:proofErr w:type="spellStart"/>
+      <w:r>
+        <w:rPr>
+          <w:rFonts w:ascii="Times New Roman" w:hAnsi="Times New Roman" w:cs="Times New Roman"/>
+          <w:sz w:val="24"/>
+          <w:szCs w:val="24"/>
+          <w:lang w:val="en-US"/>
+        </w:rPr>
+        <w:t>CalculateFinalPrice</w:t>
+      </w:r>
+      <w:proofErr w:type="spellEnd"/>
+      <w:r>
+        <w:rPr>
+          <w:rFonts w:ascii="Times New Roman" w:hAnsi="Times New Roman" w:cs="Times New Roman"/>
+          <w:sz w:val="24"/>
+          <w:szCs w:val="24"/>
+        </w:rPr>
+        <w:t xml:space="preserve"> </w:t>
+      </w:r>
+      <w:r>
+        <w:rPr>
+          <w:rFonts w:ascii="Times New Roman" w:hAnsi="Times New Roman" w:cs="Times New Roman"/>
+          <w:sz w:val="24"/>
+          <w:szCs w:val="24"/>
+        </w:rPr>
+        <w:t xml:space="preserve">класса </w:t>
+      </w:r>
+      <w:proofErr w:type="spellStart"/>
+      <w:r>
+        <w:rPr>
+          <w:rFonts w:ascii="Times New Roman" w:hAnsi="Times New Roman" w:cs="Times New Roman"/>
+          <w:sz w:val="24"/>
+          <w:szCs w:val="24"/>
+          <w:lang w:val="en-US"/>
+        </w:rPr>
+        <w:t>OrderService</w:t>
+      </w:r>
+      <w:proofErr w:type="spellEnd"/>
+      <w:r>
+        <w:rPr>
+          <w:rFonts w:ascii="Times New Roman" w:hAnsi="Times New Roman" w:cs="Times New Roman"/>
+          <w:sz w:val="24"/>
+          <w:szCs w:val="24"/>
+        </w:rPr>
+        <w:t>.</w:t>
+      </w:r>
+    </w:p>
+    <w:tbl>
+      <w:tblPr>
+        <w:tblStyle w:val="a3"/>
+        <w:tblW w:w="0" w:type="auto"/>
+        <w:tblLook w:val="04A0" w:firstRow="1" w:lastRow="0" w:firstColumn="1" w:lastColumn="0" w:noHBand="0" w:noVBand="1"/>
+      </w:tblPr>
+      <w:tblGrid>
+        <w:gridCol w:w="4672"/>
+        <w:gridCol w:w="4673"/>
+      </w:tblGrid>
+      <w:tr>
+        <w:tc>
+          <w:tcPr>
+            <w:tcW w:w="4672" w:type="dxa"/>
+          </w:tcPr>
+          <w:p>
+            <w:pPr>
+              <w:jc w:val="center"/>
+              <w:rPr>
+                <w:rFonts w:ascii="Times New Roman" w:hAnsi="Times New Roman" w:cs="Times New Roman"/>
+                <w:sz w:val="24"/>
+                <w:szCs w:val="24"/>
+              </w:rPr>
+            </w:pPr>
+            <w:r>
+              <w:rPr>
+                <w:rFonts w:ascii="Times New Roman" w:hAnsi="Times New Roman" w:cs="Times New Roman"/>
+                <w:sz w:val="24"/>
+                <w:szCs w:val="24"/>
+              </w:rPr>
+              <w:t>ДО</w:t>
+            </w:r>
+          </w:p>
+        </w:tc>
+        <w:tc>
+          <w:tcPr>
+            <w:tcW w:w="4673" w:type="dxa"/>
+          </w:tcPr>
+          <w:p>
+            <w:pPr>
+              <w:jc w:val="center"/>
+              <w:rPr>
+                <w:rFonts w:ascii="Times New Roman" w:hAnsi="Times New Roman" w:cs="Times New Roman"/>
+                <w:sz w:val="24"/>
+                <w:szCs w:val="24"/>
+              </w:rPr>
+            </w:pPr>
+            <w:r>
+              <w:rPr>
+                <w:rFonts w:ascii="Times New Roman" w:hAnsi="Times New Roman" w:cs="Times New Roman"/>
+                <w:sz w:val="24"/>
+                <w:szCs w:val="24"/>
+              </w:rPr>
+              <w:t>ПОСЛЕ</w:t>
+            </w:r>
+          </w:p>
+        </w:tc>
+      </w:tr>
+      <w:tr>
+        <w:tc>
+          <w:tcPr>
+            <w:tcW w:w="4672" w:type="dxa"/>
+          </w:tcPr>
+          <w:p>
+            <w:pPr>
+              <w:jc w:val="center"/>
+              <w:rPr>
+                <w:rFonts w:ascii="Times New Roman" w:hAnsi="Times New Roman" w:cs="Times New Roman"/>
+                <w:sz w:val="24"/>
+                <w:szCs w:val="24"/>
+              </w:rPr>
+            </w:pPr>
+            <w:r>
+              <w:rPr>
+                <w:rFonts w:ascii="Times New Roman" w:hAnsi="Times New Roman" w:cs="Times New Roman"/>
+                <w:sz w:val="24"/>
+                <w:szCs w:val="24"/>
+              </w:rPr>
+              <w:drawing>
+                <wp:inline distT="0" distB="0" distL="0" distR="0" wp14:anchorId="76DEDCBF" wp14:editId="1D43B8DE">
+                  <wp:extent cx="2721023" cy="2045806"/>
+                  <wp:effectExtent l="0" t="0" r="3175" b="0"/>
+                  <wp:docPr id="5" name="Рисунок 5"/>
+                  <wp:cNvGraphicFramePr>
+                    <a:graphicFrameLocks xmlns:a="http://schemas.openxmlformats.org/drawingml/2006/main" noChangeAspect="1"/>
+                  </wp:cNvGraphicFramePr>
+                  <a:graphic xmlns:a="http://schemas.openxmlformats.org/drawingml/2006/main">
+                    <a:graphicData uri="http://schemas.openxmlformats.org/drawingml/2006/picture">
+                      <pic:pic xmlns:pic="http://schemas.openxmlformats.org/drawingml/2006/picture">
+                        <pic:nvPicPr>
+                          <pic:cNvPr id="1" name=""/>
+                          <pic:cNvPicPr/>
+                        </pic:nvPicPr>
+                        <pic:blipFill>
+                          <a:blip r:embed="rId8"/>
+                          <a:stretch>
+                            <a:fillRect/>
+                          </a:stretch>
+                        </pic:blipFill>
+                        <pic:spPr>
+                          <a:xfrm>
+                            <a:off x="0" y="0"/>
+                            <a:ext cx="2748654" cy="2066581"/>
+                          </a:xfrm>
+                          <a:prstGeom prst="rect">
+                            <a:avLst/>
+                          </a:prstGeom>
+                        </pic:spPr>
+                      </pic:pic>
+                    </a:graphicData>
+                  </a:graphic>
+                </wp:inline>
+              </w:drawing>
+            </w:r>
+          </w:p>
+        </w:tc>
+        <w:tc>
+          <w:tcPr>
+            <w:tcW w:w="4673" w:type="dxa"/>
+          </w:tcPr>
+          <w:p>
+            <w:pPr>
+              <w:jc w:val="center"/>
+              <w:rPr>
+                <w:rFonts w:ascii="Times New Roman" w:hAnsi="Times New Roman" w:cs="Times New Roman"/>
+                <w:sz w:val="24"/>
+                <w:szCs w:val="24"/>
+                <w:lang w:val="en-US"/>
+              </w:rPr>
+            </w:pPr>
+            <w:r>
+              <w:rPr>
+                <w:rFonts w:ascii="Times New Roman" w:hAnsi="Times New Roman" w:cs="Times New Roman"/>
+                <w:sz w:val="24"/>
+                <w:szCs w:val="24"/>
+                <w:lang w:val="en-US"/>
+              </w:rPr>
+              <w:drawing>
+                <wp:inline distT="0" distB="0" distL="0" distR="0" wp14:anchorId="0BE8287A" wp14:editId="403EEADE">
+                  <wp:extent cx="2759076" cy="1661981"/>
+                  <wp:effectExtent l="0" t="0" r="3175" b="0"/>
+                  <wp:docPr id="26" name="Рисунок 26"/>
+                  <wp:cNvGraphicFramePr>
+                    <a:graphicFrameLocks xmlns:a="http://schemas.openxmlformats.org/drawingml/2006/main" noChangeAspect="1"/>
+                  </wp:cNvGraphicFramePr>
+                  <a:graphic xmlns:a="http://schemas.openxmlformats.org/drawingml/2006/main">
+                    <a:graphicData uri="http://schemas.openxmlformats.org/drawingml/2006/picture">
+                      <pic:pic xmlns:pic="http://schemas.openxmlformats.org/drawingml/2006/picture">
+                        <pic:nvPicPr>
+                          <pic:cNvPr id="1" name=""/>
+                          <pic:cNvPicPr/>
+                        </pic:nvPicPr>
+                        <pic:blipFill>
+                          <a:blip r:embed="rId9"/>
+                          <a:stretch>
+                            <a:fillRect/>
+                          </a:stretch>
+                        </pic:blipFill>
+                        <pic:spPr>
+                          <a:xfrm>
+                            <a:off x="0" y="0"/>
+                            <a:ext cx="2802189" cy="1687951"/>
+                          </a:xfrm>
+                          <a:prstGeom prst="rect">
+                            <a:avLst/>
+                          </a:prstGeom>
+                        </pic:spPr>
+                      </pic:pic>
+                    </a:graphicData>
+                  </a:graphic>
+                </wp:inline>
+              </w:drawing>
+            </w:r>
+          </w:p>
+        </w:tc>
+      </w:tr>
+    </w:tbl>
+    <w:p>
+      <w:pPr>
+        <w:rPr>
+          <w:rFonts w:ascii="Times New Roman" w:hAnsi="Times New Roman" w:cs="Times New Roman"/>
+          <w:sz w:val="24"/>
+          <w:szCs w:val="24"/>
+        </w:rPr>
+      </w:pPr>
+    </w:p>
+    <w:p>
+      <w:pPr>
+        <w:rPr>
+          <w:rFonts w:ascii="Times New Roman" w:hAnsi="Times New Roman" w:cs="Times New Roman"/>
+          <w:sz w:val="24"/>
+          <w:szCs w:val="24"/>
+        </w:rPr>
+      </w:pPr>
+    </w:p>
+    <w:p>
+      <w:pPr>
+        <w:rPr>
+          <w:rFonts w:ascii="Times New Roman" w:hAnsi="Times New Roman" w:cs="Times New Roman"/>
+          <w:sz w:val="24"/>
+          <w:szCs w:val="24"/>
+        </w:rPr>
+      </w:pPr>
+    </w:p>
+    <w:p>
+      <w:pPr>
+        <w:rPr>
+          <w:rFonts w:ascii="Times New Roman" w:hAnsi="Times New Roman" w:cs="Times New Roman"/>
+          <w:sz w:val="24"/>
+          <w:szCs w:val="24"/>
+        </w:rPr>
+      </w:pPr>
+    </w:p>
+    <w:p>
+      <w:pPr>
+        <w:rPr>
+          <w:rFonts w:ascii="Times New Roman" w:hAnsi="Times New Roman" w:cs="Times New Roman"/>
+          <w:sz w:val="24"/>
+          <w:szCs w:val="24"/>
+        </w:rPr>
+      </w:pPr>
+    </w:p>
+    <w:p>
+      <w:pPr>
+        <w:rPr>
+          <w:rFonts w:ascii="Times New Roman" w:hAnsi="Times New Roman" w:cs="Times New Roman"/>
+          <w:sz w:val="24"/>
+          <w:szCs w:val="24"/>
+        </w:rPr>
+      </w:pPr>
+      <w:r>
+        <w:rPr>
+          <w:rFonts w:ascii="Times New Roman" w:hAnsi="Times New Roman" w:cs="Times New Roman"/>
+          <w:sz w:val="24"/>
+          <w:szCs w:val="24"/>
+        </w:rPr>
+        <w:lastRenderedPageBreak/>
+        <w:t xml:space="preserve">Задание 4. Требуется инкапсулировать поле </w:t>
+      </w:r>
+      <w:r>
+        <w:rPr>
+          <w:rFonts w:ascii="Times New Roman" w:hAnsi="Times New Roman" w:cs="Times New Roman"/>
+          <w:sz w:val="24"/>
+          <w:szCs w:val="24"/>
+          <w:lang w:val="en-US"/>
+        </w:rPr>
+        <w:t>Name</w:t>
+      </w:r>
+      <w:r>
+        <w:rPr>
+          <w:rFonts w:ascii="Times New Roman" w:hAnsi="Times New Roman" w:cs="Times New Roman"/>
+          <w:sz w:val="24"/>
+          <w:szCs w:val="24"/>
+        </w:rPr>
+        <w:t xml:space="preserve"> </w:t>
+      </w:r>
+      <w:r>
+        <w:rPr>
+          <w:rFonts w:ascii="Times New Roman" w:hAnsi="Times New Roman" w:cs="Times New Roman"/>
+          <w:sz w:val="24"/>
+          <w:szCs w:val="24"/>
+        </w:rPr>
+        <w:t xml:space="preserve">в классе </w:t>
+      </w:r>
+      <w:r>
+        <w:rPr>
+          <w:rFonts w:ascii="Times New Roman" w:hAnsi="Times New Roman" w:cs="Times New Roman"/>
+          <w:sz w:val="24"/>
+          <w:szCs w:val="24"/>
+          <w:lang w:val="en-US"/>
+        </w:rPr>
+        <w:t>Customer</w:t>
+      </w:r>
+      <w:r>
+        <w:rPr>
+          <w:rFonts w:ascii="Times New Roman" w:hAnsi="Times New Roman" w:cs="Times New Roman"/>
+          <w:sz w:val="24"/>
+          <w:szCs w:val="24"/>
+        </w:rPr>
+        <w:t xml:space="preserve"> </w:t>
+      </w:r>
+      <w:r>
+        <w:rPr>
+          <w:rFonts w:ascii="Times New Roman" w:hAnsi="Times New Roman" w:cs="Times New Roman"/>
+          <w:sz w:val="24"/>
+          <w:szCs w:val="24"/>
+        </w:rPr>
+        <w:t xml:space="preserve">через свойство и добавить проверку, чтоб значение имени не было пустым или </w:t>
+      </w:r>
+      <w:r>
+        <w:rPr>
+          <w:rFonts w:ascii="Times New Roman" w:hAnsi="Times New Roman" w:cs="Times New Roman"/>
+          <w:sz w:val="24"/>
+          <w:szCs w:val="24"/>
+          <w:lang w:val="en-US"/>
+        </w:rPr>
+        <w:t>null</w:t>
+      </w:r>
+      <w:r>
+        <w:rPr>
+          <w:rFonts w:ascii="Times New Roman" w:hAnsi="Times New Roman" w:cs="Times New Roman"/>
+          <w:sz w:val="24"/>
+          <w:szCs w:val="24"/>
+        </w:rPr>
+        <w:t>.</w:t>
+      </w:r>
+    </w:p>
+    <w:tbl>
+      <w:tblPr>
+        <w:tblStyle w:val="a3"/>
+        <w:tblW w:w="0" w:type="auto"/>
+        <w:tblLook w:val="04A0" w:firstRow="1" w:lastRow="0" w:firstColumn="1" w:lastColumn="0" w:noHBand="0" w:noVBand="1"/>
+      </w:tblPr>
+      <w:tblGrid>
+        <w:gridCol w:w="4524"/>
+        <w:gridCol w:w="4821"/>
+      </w:tblGrid>
+      <w:tr>
+        <w:tc>
+          <w:tcPr>
+            <w:tcW w:w="4672" w:type="dxa"/>
+          </w:tcPr>
+          <w:p>
+            <w:pPr>
+              <w:jc w:val="center"/>
+              <w:rPr>
+                <w:rFonts w:ascii="Times New Roman" w:hAnsi="Times New Roman" w:cs="Times New Roman"/>
+                <w:sz w:val="24"/>
+                <w:szCs w:val="24"/>
+              </w:rPr>
+            </w:pPr>
+            <w:r>
+              <w:rPr>
+                <w:rFonts w:ascii="Times New Roman" w:hAnsi="Times New Roman" w:cs="Times New Roman"/>
+                <w:sz w:val="24"/>
+                <w:szCs w:val="24"/>
+              </w:rPr>
+              <w:t>ДО</w:t>
+            </w:r>
+          </w:p>
+        </w:tc>
+        <w:tc>
+          <w:tcPr>
+            <w:tcW w:w="4673" w:type="dxa"/>
+          </w:tcPr>
+          <w:p>
+            <w:pPr>
+              <w:jc w:val="center"/>
+              <w:rPr>
+                <w:rFonts w:ascii="Times New Roman" w:hAnsi="Times New Roman" w:cs="Times New Roman"/>
+                <w:sz w:val="24"/>
+                <w:szCs w:val="24"/>
+              </w:rPr>
+            </w:pPr>
+            <w:r>
+              <w:rPr>
+                <w:rFonts w:ascii="Times New Roman" w:hAnsi="Times New Roman" w:cs="Times New Roman"/>
+                <w:sz w:val="24"/>
+                <w:szCs w:val="24"/>
+              </w:rPr>
+              <w:t>ПОСЛЕ</w:t>
+            </w:r>
+          </w:p>
+        </w:tc>
+      </w:tr>
+      <w:tr>
+        <w:tc>
+          <w:tcPr>
+            <w:tcW w:w="4672" w:type="dxa"/>
+          </w:tcPr>
+          <w:p>
+            <w:pPr>
+              <w:jc w:val="center"/>
+              <w:rPr>
+                <w:rFonts w:ascii="Times New Roman" w:hAnsi="Times New Roman" w:cs="Times New Roman"/>
+                <w:sz w:val="24"/>
+                <w:szCs w:val="24"/>
+              </w:rPr>
+            </w:pPr>
+            <w:r>
+              <w:rPr>
+                <w:rFonts w:ascii="Times New Roman" w:hAnsi="Times New Roman" w:cs="Times New Roman"/>
+                <w:sz w:val="24"/>
+                <w:szCs w:val="24"/>
+              </w:rPr>
+              <w:drawing>
+                <wp:inline distT="0" distB="0" distL="0" distR="0" wp14:anchorId="5EB3856E" wp14:editId="64397C56">
+                  <wp:extent cx="2361063" cy="857290"/>
+                  <wp:effectExtent l="0" t="0" r="1270" b="0"/>
+                  <wp:docPr id="7" name="Рисунок 7"/>
+                  <wp:cNvGraphicFramePr>
+                    <a:graphicFrameLocks xmlns:a="http://schemas.openxmlformats.org/drawingml/2006/main" noChangeAspect="1"/>
+                  </wp:cNvGraphicFramePr>
+                  <a:graphic xmlns:a="http://schemas.openxmlformats.org/drawingml/2006/main">
+                    <a:graphicData uri="http://schemas.openxmlformats.org/drawingml/2006/picture">
+                      <pic:pic xmlns:pic="http://schemas.openxmlformats.org/drawingml/2006/picture">
+                        <pic:nvPicPr>
+                          <pic:cNvPr id="1" name=""/>
+                          <pic:cNvPicPr/>
+                        </pic:nvPicPr>
+                        <pic:blipFill>
+                          <a:blip r:embed="rId10"/>
+                          <a:stretch>
+                            <a:fillRect/>
+                          </a:stretch>
+                        </pic:blipFill>
+                        <pic:spPr>
+                          <a:xfrm>
+                            <a:off x="0" y="0"/>
+                            <a:ext cx="2441715" cy="886574"/>
+                          </a:xfrm>
+                          <a:prstGeom prst="rect">
+                            <a:avLst/>
+                          </a:prstGeom>
+                        </pic:spPr>
+                      </pic:pic>
+                    </a:graphicData>
+                  </a:graphic>
+                </wp:inline>
+              </w:drawing>
+            </w:r>
+          </w:p>
+        </w:tc>
+        <w:tc>
+          <w:tcPr>
+            <w:tcW w:w="4673" w:type="dxa"/>
+          </w:tcPr>
+          <w:p>
+            <w:pPr>
+              <w:jc w:val="center"/>
+              <w:rPr>
+                <w:rFonts w:ascii="Times New Roman" w:hAnsi="Times New Roman" w:cs="Times New Roman"/>
+                <w:sz w:val="24"/>
+                <w:szCs w:val="24"/>
+              </w:rPr>
+            </w:pPr>
+            <w:r>
+              <w:rPr>
+                <w:rFonts w:ascii="Times New Roman" w:hAnsi="Times New Roman" w:cs="Times New Roman"/>
+                <w:sz w:val="24"/>
+                <w:szCs w:val="24"/>
+              </w:rPr>
+              <w:drawing>
+                <wp:inline distT="0" distB="0" distL="0" distR="0" wp14:anchorId="1CA66562" wp14:editId="200076B2">
+                  <wp:extent cx="2924777" cy="1580406"/>
+                  <wp:effectExtent l="0" t="0" r="0" b="1270"/>
+                  <wp:docPr id="8" name="Рисунок 8"/>
+                  <wp:cNvGraphicFramePr>
+                    <a:graphicFrameLocks xmlns:a="http://schemas.openxmlformats.org/drawingml/2006/main" noChangeAspect="1"/>
+                  </wp:cNvGraphicFramePr>
+                  <a:graphic xmlns:a="http://schemas.openxmlformats.org/drawingml/2006/main">
+                    <a:graphicData uri="http://schemas.openxmlformats.org/drawingml/2006/picture">
+                      <pic:pic xmlns:pic="http://schemas.openxmlformats.org/drawingml/2006/picture">
+                        <pic:nvPicPr>
+                          <pic:cNvPr id="1" name=""/>
+                          <pic:cNvPicPr/>
+                        </pic:nvPicPr>
+                        <pic:blipFill>
+                          <a:blip r:embed="rId11"/>
+                          <a:stretch>
+                            <a:fillRect/>
+                          </a:stretch>
+                        </pic:blipFill>
+                        <pic:spPr>
+                          <a:xfrm>
+                            <a:off x="0" y="0"/>
+                            <a:ext cx="2979680" cy="1610073"/>
+                          </a:xfrm>
+                          <a:prstGeom prst="rect">
+                            <a:avLst/>
+                          </a:prstGeom>
+                        </pic:spPr>
+                      </pic:pic>
+                    </a:graphicData>
+                  </a:graphic>
+                </wp:inline>
+              </w:drawing>
+            </w:r>
+          </w:p>
+        </w:tc>
+      </w:tr>
+    </w:tbl>
+    <w:p>
+      <w:pPr>
+        <w:rPr>
+          <w:rFonts w:ascii="Times New Roman" w:hAnsi="Times New Roman" w:cs="Times New Roman"/>
+          <w:sz w:val="24"/>
+          <w:szCs w:val="24"/>
+        </w:rPr>
+      </w:pPr>
+    </w:p>
+    <w:p>
+      <w:pPr>
+        <w:rPr>
+          <w:rFonts w:ascii="Times New Roman" w:hAnsi="Times New Roman" w:cs="Times New Roman"/>
+          <w:sz w:val="24"/>
+          <w:szCs w:val="24"/>
+        </w:rPr>
+      </w:pPr>
+      <w:r>
+        <w:rPr>
+          <w:rFonts w:ascii="Times New Roman" w:hAnsi="Times New Roman" w:cs="Times New Roman"/>
+          <w:sz w:val="24"/>
+          <w:szCs w:val="24"/>
+        </w:rPr>
+        <w:t xml:space="preserve">Задание 5. Требуется переместить вывод данных о пользователе из метода </w:t>
+      </w:r>
+      <w:proofErr w:type="spellStart"/>
+      <w:r>
+        <w:rPr>
+          <w:rFonts w:ascii="Times New Roman" w:hAnsi="Times New Roman" w:cs="Times New Roman"/>
+          <w:sz w:val="24"/>
+          <w:szCs w:val="24"/>
+          <w:lang w:val="en-GB"/>
+        </w:rPr>
+        <w:t>PrintOrderD</w:t>
+      </w:r>
+      <w:r>
+        <w:rPr>
+          <w:rFonts w:ascii="Times New Roman" w:hAnsi="Times New Roman" w:cs="Times New Roman"/>
+          <w:sz w:val="24"/>
+          <w:szCs w:val="24"/>
+          <w:lang w:val="en-GB"/>
+        </w:rPr>
+        <w:t>e</w:t>
+      </w:r>
+      <w:r>
+        <w:rPr>
+          <w:rFonts w:ascii="Times New Roman" w:hAnsi="Times New Roman" w:cs="Times New Roman"/>
+          <w:sz w:val="24"/>
+          <w:szCs w:val="24"/>
+          <w:lang w:val="en-GB"/>
+        </w:rPr>
+        <w:t>tails</w:t>
+      </w:r>
+      <w:proofErr w:type="spellEnd"/>
+      <w:r>
+        <w:rPr>
+          <w:rFonts w:ascii="Times New Roman" w:hAnsi="Times New Roman" w:cs="Times New Roman"/>
+          <w:sz w:val="24"/>
+          <w:szCs w:val="24"/>
+        </w:rPr>
+        <w:t xml:space="preserve"> </w:t>
+      </w:r>
+      <w:r>
+        <w:rPr>
+          <w:rFonts w:ascii="Times New Roman" w:hAnsi="Times New Roman" w:cs="Times New Roman"/>
+          <w:sz w:val="24"/>
+          <w:szCs w:val="24"/>
+        </w:rPr>
+        <w:t xml:space="preserve">класса </w:t>
+      </w:r>
+      <w:proofErr w:type="spellStart"/>
+      <w:r>
+        <w:rPr>
+          <w:rFonts w:ascii="Times New Roman" w:hAnsi="Times New Roman" w:cs="Times New Roman"/>
+          <w:sz w:val="24"/>
+          <w:szCs w:val="24"/>
+          <w:lang w:val="en-US"/>
+        </w:rPr>
+        <w:t>OrderService</w:t>
+      </w:r>
+      <w:proofErr w:type="spellEnd"/>
+      <w:r>
+        <w:rPr>
+          <w:rFonts w:ascii="Times New Roman" w:hAnsi="Times New Roman" w:cs="Times New Roman"/>
+          <w:sz w:val="24"/>
+          <w:szCs w:val="24"/>
+        </w:rPr>
+        <w:t xml:space="preserve"> в новый метод класса </w:t>
+      </w:r>
+      <w:r>
+        <w:rPr>
+          <w:rFonts w:ascii="Times New Roman" w:hAnsi="Times New Roman" w:cs="Times New Roman"/>
+          <w:sz w:val="24"/>
+          <w:szCs w:val="24"/>
+          <w:lang w:val="en-GB"/>
+        </w:rPr>
+        <w:t>Customer</w:t>
+      </w:r>
+      <w:r>
+        <w:rPr>
+          <w:rFonts w:ascii="Times New Roman" w:hAnsi="Times New Roman" w:cs="Times New Roman"/>
+          <w:sz w:val="24"/>
+          <w:szCs w:val="24"/>
+        </w:rPr>
+        <w:t>.</w:t>
+      </w:r>
+    </w:p>
+    <w:tbl>
+      <w:tblPr>
+        <w:tblStyle w:val="a3"/>
+        <w:tblW w:w="0" w:type="auto"/>
+        <w:tblLook w:val="04A0" w:firstRow="1" w:lastRow="0" w:firstColumn="1" w:lastColumn="0" w:noHBand="0" w:noVBand="1"/>
+      </w:tblPr>
+      <w:tblGrid>
+        <w:gridCol w:w="4479"/>
+        <w:gridCol w:w="4866"/>
+      </w:tblGrid>
+      <w:tr>
+        <w:tc>
+          <w:tcPr>
+            <w:tcW w:w="4672" w:type="dxa"/>
+          </w:tcPr>
+          <w:p>
+            <w:pPr>
+              <w:jc w:val="center"/>
+              <w:rPr>
+                <w:rFonts w:ascii="Times New Roman" w:hAnsi="Times New Roman" w:cs="Times New Roman"/>
+                <w:sz w:val="24"/>
+                <w:szCs w:val="24"/>
+              </w:rPr>
+            </w:pPr>
+            <w:r>
+              <w:rPr>
+                <w:rFonts w:ascii="Times New Roman" w:hAnsi="Times New Roman" w:cs="Times New Roman"/>
+                <w:sz w:val="24"/>
+                <w:szCs w:val="24"/>
+              </w:rPr>
+              <w:t>ДО</w:t>
+            </w:r>
+          </w:p>
+        </w:tc>
+        <w:tc>
+          <w:tcPr>
+            <w:tcW w:w="4673" w:type="dxa"/>
+          </w:tcPr>
+          <w:p>
+            <w:pPr>
+              <w:jc w:val="center"/>
+              <w:rPr>
+                <w:rFonts w:ascii="Times New Roman" w:hAnsi="Times New Roman" w:cs="Times New Roman"/>
+                <w:sz w:val="24"/>
+                <w:szCs w:val="24"/>
+              </w:rPr>
+            </w:pPr>
+            <w:r>
+              <w:rPr>
+                <w:rFonts w:ascii="Times New Roman" w:hAnsi="Times New Roman" w:cs="Times New Roman"/>
+                <w:sz w:val="24"/>
+                <w:szCs w:val="24"/>
+              </w:rPr>
+              <w:t>ПОСЛЕ</w:t>
+            </w:r>
+          </w:p>
+        </w:tc>
+      </w:tr>
+      <w:tr>
+        <w:tc>
+          <w:tcPr>
+            <w:tcW w:w="4672" w:type="dxa"/>
+          </w:tcPr>
+          <w:p>
+            <w:pPr>
+              <w:jc w:val="center"/>
+              <w:rPr>
+                <w:rFonts w:ascii="Times New Roman" w:hAnsi="Times New Roman" w:cs="Times New Roman"/>
+                <w:sz w:val="24"/>
+                <w:szCs w:val="24"/>
+              </w:rPr>
+            </w:pPr>
+            <w:r>
+              <w:rPr>
+                <w:rFonts w:ascii="Times New Roman" w:hAnsi="Times New Roman" w:cs="Times New Roman"/>
+                <w:sz w:val="24"/>
+                <w:szCs w:val="24"/>
+              </w:rPr>
+              <w:drawing>
+                <wp:inline distT="0" distB="0" distL="0" distR="0" wp14:anchorId="76A0473C" wp14:editId="2EA3C305">
+                  <wp:extent cx="2673761" cy="682388"/>
+                  <wp:effectExtent l="19050" t="19050" r="12700" b="22860"/>
+                  <wp:docPr id="14" name="Рисунок 14"/>
+                  <wp:cNvGraphicFramePr>
+                    <a:graphicFrameLocks xmlns:a="http://schemas.openxmlformats.org/drawingml/2006/main" noChangeAspect="1"/>
+                  </wp:cNvGraphicFramePr>
+                  <a:graphic xmlns:a="http://schemas.openxmlformats.org/drawingml/2006/main">
+                    <a:graphicData uri="http://schemas.openxmlformats.org/drawingml/2006/picture">
+                      <pic:pic xmlns:pic="http://schemas.openxmlformats.org/drawingml/2006/picture">
+                        <pic:nvPicPr>
+                          <pic:cNvPr id="1" name=""/>
+                          <pic:cNvPicPr/>
+                        </pic:nvPicPr>
+                        <pic:blipFill>
+                          <a:blip r:embed="rId12"/>
+                          <a:stretch>
+                            <a:fillRect/>
+                          </a:stretch>
+                        </pic:blipFill>
+                        <pic:spPr>
+                          <a:xfrm>
+                            <a:off x="0" y="0"/>
+                            <a:ext cx="2765098" cy="705699"/>
+                          </a:xfrm>
+                          <a:prstGeom prst="rect">
+                            <a:avLst/>
+                          </a:prstGeom>
+                          <a:ln>
+                            <a:solidFill>
+                              <a:schemeClr val="bg1"/>
+                            </a:solidFill>
+                          </a:ln>
+                        </pic:spPr>
+                      </pic:pic>
+                    </a:graphicData>
+                  </a:graphic>
+                </wp:inline>
+              </w:drawing>
+            </w:r>
+          </w:p>
+          <w:p>
+            <w:pPr>
+              <w:jc w:val="center"/>
+              <w:rPr>
+                <w:rFonts w:ascii="Times New Roman" w:hAnsi="Times New Roman" w:cs="Times New Roman"/>
+                <w:sz w:val="24"/>
+                <w:szCs w:val="24"/>
+              </w:rPr>
+            </w:pPr>
+            <w:r>
+              <w:rPr>
+                <w:rFonts w:ascii="Times New Roman" w:hAnsi="Times New Roman" w:cs="Times New Roman"/>
+                <w:sz w:val="24"/>
+                <w:szCs w:val="24"/>
+              </w:rPr>
+              <w:drawing>
+                <wp:inline distT="0" distB="0" distL="0" distR="0" wp14:anchorId="442E88EA" wp14:editId="50BBD787">
+                  <wp:extent cx="2673505" cy="1890215"/>
+                  <wp:effectExtent l="0" t="0" r="0" b="0"/>
+                  <wp:docPr id="12" name="Рисунок 12"/>
+                  <wp:cNvGraphicFramePr>
+                    <a:graphicFrameLocks xmlns:a="http://schemas.openxmlformats.org/drawingml/2006/main" noChangeAspect="1"/>
+                  </wp:cNvGraphicFramePr>
+                  <a:graphic xmlns:a="http://schemas.openxmlformats.org/drawingml/2006/main">
+                    <a:graphicData uri="http://schemas.openxmlformats.org/drawingml/2006/picture">
+                      <pic:pic xmlns:pic="http://schemas.openxmlformats.org/drawingml/2006/picture">
+                        <pic:nvPicPr>
+                          <pic:cNvPr id="1" name=""/>
+                          <pic:cNvPicPr/>
+                        </pic:nvPicPr>
+                        <pic:blipFill>
+                          <a:blip r:embed="rId13"/>
+                          <a:stretch>
+                            <a:fillRect/>
+                          </a:stretch>
+                        </pic:blipFill>
+                        <pic:spPr>
+                          <a:xfrm>
+                            <a:off x="0" y="0"/>
+                            <a:ext cx="2709097" cy="1915379"/>
+                          </a:xfrm>
+                          <a:prstGeom prst="rect">
+                            <a:avLst/>
+                          </a:prstGeom>
+                        </pic:spPr>
+                      </pic:pic>
+                    </a:graphicData>
+                  </a:graphic>
+                </wp:inline>
+              </w:drawing>
+            </w:r>
+          </w:p>
+        </w:tc>
+        <w:tc>
+          <w:tcPr>
+            <w:tcW w:w="4673" w:type="dxa"/>
+          </w:tcPr>
+          <w:p>
+            <w:pPr>
+              <w:jc w:val="center"/>
+              <w:rPr>
+                <w:rFonts w:ascii="Times New Roman" w:hAnsi="Times New Roman" w:cs="Times New Roman"/>
+                <w:sz w:val="24"/>
+                <w:szCs w:val="24"/>
+              </w:rPr>
+            </w:pPr>
+            <w:r>
+              <w:rPr>
+                <w:rFonts w:ascii="Times New Roman" w:hAnsi="Times New Roman" w:cs="Times New Roman"/>
+                <w:sz w:val="24"/>
+                <w:szCs w:val="24"/>
+              </w:rPr>
+              <w:drawing>
+                <wp:inline distT="0" distB="0" distL="0" distR="0" wp14:anchorId="16AABC94" wp14:editId="3DDAFAB3">
+                  <wp:extent cx="2950666" cy="2272352"/>
+                  <wp:effectExtent l="0" t="0" r="2540" b="0"/>
+                  <wp:docPr id="13" name="Рисунок 13"/>
+                  <wp:cNvGraphicFramePr>
+                    <a:graphicFrameLocks xmlns:a="http://schemas.openxmlformats.org/drawingml/2006/main" noChangeAspect="1"/>
+                  </wp:cNvGraphicFramePr>
+                  <a:graphic xmlns:a="http://schemas.openxmlformats.org/drawingml/2006/main">
+                    <a:graphicData uri="http://schemas.openxmlformats.org/drawingml/2006/picture">
+                      <pic:pic xmlns:pic="http://schemas.openxmlformats.org/drawingml/2006/picture">
+                        <pic:nvPicPr>
+                          <pic:cNvPr id="1" name=""/>
+                          <pic:cNvPicPr/>
+                        </pic:nvPicPr>
+                        <pic:blipFill>
+                          <a:blip r:embed="rId14"/>
+                          <a:stretch>
+                            <a:fillRect/>
+                          </a:stretch>
+                        </pic:blipFill>
+                        <pic:spPr>
+                          <a:xfrm>
+                            <a:off x="0" y="0"/>
+                            <a:ext cx="2990245" cy="2302832"/>
+                          </a:xfrm>
+                          <a:prstGeom prst="rect">
+                            <a:avLst/>
+                          </a:prstGeom>
+                        </pic:spPr>
+                      </pic:pic>
+                    </a:graphicData>
+                  </a:graphic>
+                </wp:inline>
+              </w:drawing>
+            </w:r>
+          </w:p>
+        </w:tc>
+      </w:tr>
+    </w:tbl>
+    <w:p>
+      <w:pPr>
+        <w:rPr>
+          <w:rFonts w:ascii="Times New Roman" w:hAnsi="Times New Roman" w:cs="Times New Roman"/>
+          <w:sz w:val="24"/>
+          <w:szCs w:val="24"/>
+          <w:lang w:val="en-US"/>
+        </w:rPr>
+      </w:pPr>
+    </w:p>
+    <w:p>
+      <w:pPr>
+        <w:rPr>
+          <w:rFonts w:ascii="Times New Roman" w:hAnsi="Times New Roman" w:cs="Times New Roman"/>
+          <w:sz w:val="24"/>
+          <w:szCs w:val="24"/>
+        </w:rPr>
+      </w:pPr>
+    </w:p>
+    <w:p>
+      <w:pPr>
+        <w:rPr>
+          <w:rFonts w:ascii="Times New Roman" w:hAnsi="Times New Roman" w:cs="Times New Roman"/>
+          <w:sz w:val="24"/>
+          <w:szCs w:val="24"/>
+        </w:rPr>
+      </w:pPr>
+    </w:p>
+    <w:p>
+      <w:pPr>
+        <w:rPr>
+          <w:rFonts w:ascii="Times New Roman" w:hAnsi="Times New Roman" w:cs="Times New Roman"/>
+          <w:sz w:val="24"/>
+          <w:szCs w:val="24"/>
+        </w:rPr>
+      </w:pPr>
+    </w:p>
+    <w:p>
+      <w:pPr>
+        <w:rPr>
+          <w:rFonts w:ascii="Times New Roman" w:hAnsi="Times New Roman" w:cs="Times New Roman"/>
+          <w:sz w:val="24"/>
+          <w:szCs w:val="24"/>
+        </w:rPr>
+      </w:pPr>
+    </w:p>
+    <w:p>
+      <w:pPr>
+        <w:rPr>
+          <w:rFonts w:ascii="Times New Roman" w:hAnsi="Times New Roman" w:cs="Times New Roman"/>
+          <w:sz w:val="24"/>
+          <w:szCs w:val="24"/>
+        </w:rPr>
+      </w:pPr>
+    </w:p>
+    <w:p>
+      <w:pPr>
+        <w:rPr>
+          <w:rFonts w:ascii="Times New Roman" w:hAnsi="Times New Roman" w:cs="Times New Roman"/>
+          <w:sz w:val="24"/>
+          <w:szCs w:val="24"/>
+        </w:rPr>
+      </w:pPr>
+    </w:p>
+    <w:p>
+      <w:pPr>
+        <w:rPr>
+          <w:rFonts w:ascii="Times New Roman" w:hAnsi="Times New Roman" w:cs="Times New Roman"/>
+          <w:sz w:val="24"/>
+          <w:szCs w:val="24"/>
+        </w:rPr>
+      </w:pPr>
+    </w:p>
+    <w:p>
+      <w:pPr>
+        <w:rPr>
+          <w:rFonts w:ascii="Times New Roman" w:hAnsi="Times New Roman" w:cs="Times New Roman"/>
+          <w:sz w:val="24"/>
+          <w:szCs w:val="24"/>
+        </w:rPr>
+      </w:pPr>
+    </w:p>
+    <w:p>
+      <w:pPr>
+        <w:rPr>
+          <w:rFonts w:ascii="Times New Roman" w:hAnsi="Times New Roman" w:cs="Times New Roman"/>
+          <w:sz w:val="24"/>
+          <w:szCs w:val="24"/>
+        </w:rPr>
+      </w:pPr>
+    </w:p>
+    <w:p>
+      <w:pPr>
+        <w:rPr>
+          <w:rFonts w:ascii="Times New Roman" w:hAnsi="Times New Roman" w:cs="Times New Roman"/>
+          <w:sz w:val="24"/>
+          <w:szCs w:val="24"/>
+        </w:rPr>
+      </w:pPr>
+    </w:p>
+    <w:p>
+      <w:pPr>
+        <w:rPr>
+          <w:rFonts w:ascii="Times New Roman" w:hAnsi="Times New Roman" w:cs="Times New Roman"/>
+          <w:sz w:val="24"/>
+          <w:szCs w:val="24"/>
+        </w:rPr>
+      </w:pPr>
+      <w:r>
+        <w:rPr>
+          <w:rFonts w:ascii="Times New Roman" w:hAnsi="Times New Roman" w:cs="Times New Roman"/>
+          <w:sz w:val="24"/>
+          <w:szCs w:val="24"/>
+        </w:rPr>
+        <w:lastRenderedPageBreak/>
+        <w:t xml:space="preserve">Задание 6. В методе </w:t>
+      </w:r>
+      <w:proofErr w:type="spellStart"/>
+      <w:r>
+        <w:rPr>
+          <w:rFonts w:ascii="Times New Roman" w:hAnsi="Times New Roman" w:cs="Times New Roman"/>
+          <w:sz w:val="24"/>
+          <w:szCs w:val="24"/>
+          <w:lang w:val="en-GB"/>
+        </w:rPr>
+        <w:t>PrintOrderDetails</w:t>
+      </w:r>
+      <w:proofErr w:type="spellEnd"/>
+      <w:r>
+        <w:rPr>
+          <w:rFonts w:ascii="Times New Roman" w:hAnsi="Times New Roman" w:cs="Times New Roman"/>
+          <w:sz w:val="24"/>
+          <w:szCs w:val="24"/>
+        </w:rPr>
+        <w:t xml:space="preserve"> </w:t>
+      </w:r>
+      <w:r>
+        <w:rPr>
+          <w:rFonts w:ascii="Times New Roman" w:hAnsi="Times New Roman" w:cs="Times New Roman"/>
+          <w:sz w:val="24"/>
+          <w:szCs w:val="24"/>
+        </w:rPr>
+        <w:t xml:space="preserve">класса </w:t>
+      </w:r>
+      <w:proofErr w:type="spellStart"/>
+      <w:r>
+        <w:rPr>
+          <w:rFonts w:ascii="Times New Roman" w:hAnsi="Times New Roman" w:cs="Times New Roman"/>
+          <w:sz w:val="24"/>
+          <w:szCs w:val="24"/>
+          <w:lang w:val="en-US"/>
+        </w:rPr>
+        <w:t>OrderService</w:t>
+      </w:r>
+      <w:proofErr w:type="spellEnd"/>
+      <w:r>
+        <w:rPr>
+          <w:rFonts w:ascii="Times New Roman" w:hAnsi="Times New Roman" w:cs="Times New Roman"/>
+          <w:sz w:val="24"/>
+          <w:szCs w:val="24"/>
+        </w:rPr>
+        <w:t xml:space="preserve"> </w:t>
+      </w:r>
+      <w:r>
+        <w:rPr>
+          <w:rFonts w:ascii="Times New Roman" w:hAnsi="Times New Roman" w:cs="Times New Roman"/>
+          <w:sz w:val="24"/>
+          <w:szCs w:val="24"/>
+        </w:rPr>
+        <w:t>требуется разделить вывод данных, выделив каждую часть в отдельные методы.</w:t>
+      </w:r>
+    </w:p>
+    <w:tbl>
+      <w:tblPr>
+        <w:tblStyle w:val="a3"/>
+        <w:tblW w:w="0" w:type="auto"/>
+        <w:tblLook w:val="04A0" w:firstRow="1" w:lastRow="0" w:firstColumn="1" w:lastColumn="0" w:noHBand="0" w:noVBand="1"/>
+      </w:tblPr>
+      <w:tblGrid>
+        <w:gridCol w:w="4672"/>
+        <w:gridCol w:w="4673"/>
+      </w:tblGrid>
+      <w:tr>
+        <w:tc>
+          <w:tcPr>
+            <w:tcW w:w="4672" w:type="dxa"/>
+          </w:tcPr>
+          <w:p>
+            <w:pPr>
+              <w:jc w:val="center"/>
+              <w:rPr>
+                <w:rFonts w:ascii="Times New Roman" w:hAnsi="Times New Roman" w:cs="Times New Roman"/>
+                <w:sz w:val="24"/>
+                <w:szCs w:val="24"/>
+              </w:rPr>
+            </w:pPr>
+            <w:r>
+              <w:rPr>
+                <w:rFonts w:ascii="Times New Roman" w:hAnsi="Times New Roman" w:cs="Times New Roman"/>
+                <w:sz w:val="24"/>
+                <w:szCs w:val="24"/>
+              </w:rPr>
+              <w:t>ДО</w:t>
+            </w:r>
+          </w:p>
+        </w:tc>
+        <w:tc>
+          <w:tcPr>
+            <w:tcW w:w="4673" w:type="dxa"/>
+          </w:tcPr>
+          <w:p>
+            <w:pPr>
+              <w:jc w:val="center"/>
+              <w:rPr>
+                <w:rFonts w:ascii="Times New Roman" w:hAnsi="Times New Roman" w:cs="Times New Roman"/>
+                <w:sz w:val="24"/>
+                <w:szCs w:val="24"/>
+              </w:rPr>
+            </w:pPr>
+            <w:r>
+              <w:rPr>
+                <w:rFonts w:ascii="Times New Roman" w:hAnsi="Times New Roman" w:cs="Times New Roman"/>
+                <w:sz w:val="24"/>
+                <w:szCs w:val="24"/>
+              </w:rPr>
+              <w:t>ПОСЛЕ</w:t>
+            </w:r>
+          </w:p>
+        </w:tc>
+      </w:tr>
+      <w:tr>
+        <w:tc>
+          <w:tcPr>
+            <w:tcW w:w="4672" w:type="dxa"/>
+          </w:tcPr>
+          <w:p>
+            <w:pPr>
+              <w:jc w:val="center"/>
+              <w:rPr>
+                <w:rFonts w:ascii="Times New Roman" w:hAnsi="Times New Roman" w:cs="Times New Roman"/>
+                <w:sz w:val="24"/>
+                <w:szCs w:val="24"/>
+              </w:rPr>
+            </w:pPr>
+            <w:r>
+              <w:rPr>
+                <w:rFonts w:ascii="Times New Roman" w:hAnsi="Times New Roman" w:cs="Times New Roman"/>
+                <w:sz w:val="24"/>
+                <w:szCs w:val="24"/>
+              </w:rPr>
+              <w:drawing>
+                <wp:inline distT="0" distB="0" distL="0" distR="0" wp14:anchorId="045C5779" wp14:editId="36779FA0">
+                  <wp:extent cx="2765146" cy="1564225"/>
+                  <wp:effectExtent l="0" t="0" r="0" b="0"/>
+                  <wp:docPr id="17" name="Рисунок 17"/>
+                  <wp:cNvGraphicFramePr>
+                    <a:graphicFrameLocks xmlns:a="http://schemas.openxmlformats.org/drawingml/2006/main" noChangeAspect="1"/>
+                  </wp:cNvGraphicFramePr>
+                  <a:graphic xmlns:a="http://schemas.openxmlformats.org/drawingml/2006/main">
+                    <a:graphicData uri="http://schemas.openxmlformats.org/drawingml/2006/picture">
+                      <pic:pic xmlns:pic="http://schemas.openxmlformats.org/drawingml/2006/picture">
+                        <pic:nvPicPr>
+                          <pic:cNvPr id="1" name=""/>
+                          <pic:cNvPicPr/>
+                        </pic:nvPicPr>
+                        <pic:blipFill>
+                          <a:blip r:embed="rId15"/>
+                          <a:stretch>
+                            <a:fillRect/>
+                          </a:stretch>
+                        </pic:blipFill>
+                        <pic:spPr>
+                          <a:xfrm>
+                            <a:off x="0" y="0"/>
+                            <a:ext cx="2828426" cy="1600022"/>
+                          </a:xfrm>
+                          <a:prstGeom prst="rect">
+                            <a:avLst/>
+                          </a:prstGeom>
+                        </pic:spPr>
+                      </pic:pic>
+                    </a:graphicData>
+                  </a:graphic>
+                </wp:inline>
+              </w:drawing>
+            </w:r>
+          </w:p>
+        </w:tc>
+        <w:tc>
+          <w:tcPr>
+            <w:tcW w:w="4673" w:type="dxa"/>
+          </w:tcPr>
+          <w:p>
+            <w:pPr>
+              <w:jc w:val="center"/>
+              <w:rPr>
+                <w:rFonts w:ascii="Times New Roman" w:hAnsi="Times New Roman" w:cs="Times New Roman"/>
+                <w:sz w:val="24"/>
+                <w:szCs w:val="24"/>
+              </w:rPr>
+            </w:pPr>
+            <w:r>
+              <w:rPr>
+                <w:rFonts w:ascii="Times New Roman" w:hAnsi="Times New Roman" w:cs="Times New Roman"/>
+                <w:sz w:val="24"/>
+                <w:szCs w:val="24"/>
+              </w:rPr>
+              <w:drawing>
+                <wp:inline distT="0" distB="0" distL="0" distR="0" wp14:anchorId="65967CD7" wp14:editId="537D4713">
+                  <wp:extent cx="2702888" cy="3532909"/>
+                  <wp:effectExtent l="0" t="0" r="2540" b="0"/>
+                  <wp:docPr id="16" name="Рисунок 16"/>
+                  <wp:cNvGraphicFramePr>
+                    <a:graphicFrameLocks xmlns:a="http://schemas.openxmlformats.org/drawingml/2006/main" noChangeAspect="1"/>
+                  </wp:cNvGraphicFramePr>
+                  <a:graphic xmlns:a="http://schemas.openxmlformats.org/drawingml/2006/main">
+                    <a:graphicData uri="http://schemas.openxmlformats.org/drawingml/2006/picture">
+                      <pic:pic xmlns:pic="http://schemas.openxmlformats.org/drawingml/2006/picture">
+                        <pic:nvPicPr>
+                          <pic:cNvPr id="1" name=""/>
+                          <pic:cNvPicPr/>
+                        </pic:nvPicPr>
+                        <pic:blipFill>
+                          <a:blip r:embed="rId16"/>
+                          <a:stretch>
+                            <a:fillRect/>
+                          </a:stretch>
+                        </pic:blipFill>
+                        <pic:spPr>
+                          <a:xfrm>
+                            <a:off x="0" y="0"/>
+                            <a:ext cx="2737190" cy="3577745"/>
+                          </a:xfrm>
+                          <a:prstGeom prst="rect">
+                            <a:avLst/>
+                          </a:prstGeom>
+                        </pic:spPr>
+                      </pic:pic>
+                    </a:graphicData>
+                  </a:graphic>
+                </wp:inline>
+              </w:drawing>
+            </w:r>
+          </w:p>
+        </w:tc>
+      </w:tr>
+    </w:tbl>
+    <w:p>
+      <w:pPr>
+        <w:rPr>
+          <w:rFonts w:ascii="Times New Roman" w:hAnsi="Times New Roman" w:cs="Times New Roman"/>
+          <w:sz w:val="24"/>
+          <w:szCs w:val="24"/>
+        </w:rPr>
+      </w:pPr>
+    </w:p>
+    <w:p>
+      <w:pPr>
+        <w:rPr>
+          <w:rFonts w:ascii="Times New Roman" w:hAnsi="Times New Roman" w:cs="Times New Roman"/>
+          <w:sz w:val="24"/>
+          <w:szCs w:val="24"/>
+        </w:rPr>
+      </w:pPr>
+      <w:r>
+        <w:rPr>
+          <w:rFonts w:ascii="Times New Roman" w:hAnsi="Times New Roman" w:cs="Times New Roman"/>
+          <w:sz w:val="24"/>
+          <w:szCs w:val="24"/>
+        </w:rPr>
+        <w:t xml:space="preserve">Задание 7. </w:t>
+      </w:r>
+      <w:r>
+        <w:rPr>
+          <w:rFonts w:ascii="Times New Roman" w:hAnsi="Times New Roman" w:cs="Times New Roman"/>
+          <w:sz w:val="24"/>
+          <w:szCs w:val="24"/>
+        </w:rPr>
+        <w:t xml:space="preserve">Требуется использовать </w:t>
+      </w:r>
+      <w:r>
+        <w:rPr>
+          <w:rFonts w:ascii="Times New Roman" w:hAnsi="Times New Roman" w:cs="Times New Roman"/>
+          <w:sz w:val="24"/>
+          <w:szCs w:val="24"/>
+          <w:lang w:val="en-US"/>
+        </w:rPr>
+        <w:t>guard</w:t>
+      </w:r>
+      <w:r>
+        <w:rPr>
+          <w:rFonts w:ascii="Times New Roman" w:hAnsi="Times New Roman" w:cs="Times New Roman"/>
+          <w:sz w:val="24"/>
+          <w:szCs w:val="24"/>
+        </w:rPr>
+        <w:t xml:space="preserve"> </w:t>
+      </w:r>
+      <w:r>
+        <w:rPr>
+          <w:rFonts w:ascii="Times New Roman" w:hAnsi="Times New Roman" w:cs="Times New Roman"/>
+          <w:sz w:val="24"/>
+          <w:szCs w:val="24"/>
+          <w:lang w:val="en-US"/>
+        </w:rPr>
+        <w:t>clauses</w:t>
+      </w:r>
+      <w:r>
+        <w:rPr>
+          <w:rFonts w:ascii="Times New Roman" w:hAnsi="Times New Roman" w:cs="Times New Roman"/>
+          <w:sz w:val="24"/>
+          <w:szCs w:val="24"/>
+        </w:rPr>
+        <w:t xml:space="preserve"> </w:t>
+      </w:r>
+      <w:r>
+        <w:rPr>
+          <w:rFonts w:ascii="Times New Roman" w:hAnsi="Times New Roman" w:cs="Times New Roman"/>
+          <w:sz w:val="24"/>
+          <w:szCs w:val="24"/>
+        </w:rPr>
+        <w:t xml:space="preserve">в методе </w:t>
+      </w:r>
+      <w:proofErr w:type="spellStart"/>
+      <w:r>
+        <w:rPr>
+          <w:rFonts w:ascii="Times New Roman" w:hAnsi="Times New Roman" w:cs="Times New Roman"/>
+          <w:sz w:val="24"/>
+          <w:szCs w:val="24"/>
+          <w:lang w:val="en-US"/>
+        </w:rPr>
+        <w:t>PrintCustomerInfo</w:t>
+      </w:r>
+      <w:proofErr w:type="spellEnd"/>
+      <w:r>
+        <w:rPr>
+          <w:rFonts w:ascii="Times New Roman" w:hAnsi="Times New Roman" w:cs="Times New Roman"/>
+          <w:sz w:val="24"/>
+          <w:szCs w:val="24"/>
+        </w:rPr>
+        <w:t xml:space="preserve"> </w:t>
+      </w:r>
+      <w:r>
+        <w:rPr>
+          <w:rFonts w:ascii="Times New Roman" w:hAnsi="Times New Roman" w:cs="Times New Roman"/>
+          <w:sz w:val="24"/>
+          <w:szCs w:val="24"/>
+        </w:rPr>
+        <w:t xml:space="preserve">класса </w:t>
+      </w:r>
+      <w:proofErr w:type="spellStart"/>
+      <w:r>
+        <w:rPr>
+          <w:rFonts w:ascii="Times New Roman" w:hAnsi="Times New Roman" w:cs="Times New Roman"/>
+          <w:sz w:val="24"/>
+          <w:szCs w:val="24"/>
+          <w:lang w:val="en-US"/>
+        </w:rPr>
+        <w:t>CustomerService</w:t>
+      </w:r>
+      <w:proofErr w:type="spellEnd"/>
+      <w:r>
+        <w:rPr>
+          <w:rFonts w:ascii="Times New Roman" w:hAnsi="Times New Roman" w:cs="Times New Roman"/>
+          <w:sz w:val="24"/>
+          <w:szCs w:val="24"/>
+        </w:rPr>
+        <w:t xml:space="preserve"> </w:t>
+      </w:r>
+      <w:r>
+        <w:rPr>
+          <w:rFonts w:ascii="Times New Roman" w:hAnsi="Times New Roman" w:cs="Times New Roman"/>
+          <w:sz w:val="24"/>
+          <w:szCs w:val="24"/>
+        </w:rPr>
+        <w:t xml:space="preserve">для выхода сразу после того, как </w:t>
+      </w:r>
+      <w:r>
+        <w:rPr>
+          <w:rFonts w:ascii="Times New Roman" w:hAnsi="Times New Roman" w:cs="Times New Roman"/>
+          <w:sz w:val="24"/>
+          <w:szCs w:val="24"/>
+          <w:lang w:val="en-GB"/>
+        </w:rPr>
+        <w:t>customer</w:t>
+      </w:r>
+      <w:r>
+        <w:rPr>
+          <w:rFonts w:ascii="Times New Roman" w:hAnsi="Times New Roman" w:cs="Times New Roman"/>
+          <w:sz w:val="24"/>
+          <w:szCs w:val="24"/>
+        </w:rPr>
+        <w:t xml:space="preserve"> </w:t>
+      </w:r>
+      <w:r>
+        <w:rPr>
+          <w:rFonts w:ascii="Times New Roman" w:hAnsi="Times New Roman" w:cs="Times New Roman"/>
+          <w:sz w:val="24"/>
+          <w:szCs w:val="24"/>
+        </w:rPr>
+        <w:t xml:space="preserve">будет равен </w:t>
+      </w:r>
+      <w:r>
+        <w:rPr>
+          <w:rFonts w:ascii="Times New Roman" w:hAnsi="Times New Roman" w:cs="Times New Roman"/>
+          <w:sz w:val="24"/>
+          <w:szCs w:val="24"/>
+          <w:lang w:val="en-US"/>
+        </w:rPr>
+        <w:t>null</w:t>
+      </w:r>
+      <w:r>
+        <w:rPr>
+          <w:rFonts w:ascii="Times New Roman" w:hAnsi="Times New Roman" w:cs="Times New Roman"/>
+          <w:sz w:val="24"/>
+          <w:szCs w:val="24"/>
+        </w:rPr>
+        <w:t>.</w:t>
+      </w:r>
+    </w:p>
+    <w:tbl>
+      <w:tblPr>
+        <w:tblStyle w:val="a3"/>
+        <w:tblW w:w="0" w:type="auto"/>
+        <w:tblLook w:val="04A0" w:firstRow="1" w:lastRow="0" w:firstColumn="1" w:lastColumn="0" w:noHBand="0" w:noVBand="1"/>
+      </w:tblPr>
+      <w:tblGrid>
+        <w:gridCol w:w="4672"/>
+        <w:gridCol w:w="4673"/>
+      </w:tblGrid>
+      <w:tr>
+        <w:tc>
+          <w:tcPr>
+            <w:tcW w:w="4672" w:type="dxa"/>
+          </w:tcPr>
+          <w:p>
+            <w:pPr>
+              <w:jc w:val="center"/>
+              <w:rPr>
+                <w:rFonts w:ascii="Times New Roman" w:hAnsi="Times New Roman" w:cs="Times New Roman"/>
+                <w:sz w:val="24"/>
+                <w:szCs w:val="24"/>
+              </w:rPr>
+            </w:pPr>
+            <w:r>
+              <w:rPr>
+                <w:rFonts w:ascii="Times New Roman" w:hAnsi="Times New Roman" w:cs="Times New Roman"/>
+                <w:sz w:val="24"/>
+                <w:szCs w:val="24"/>
+              </w:rPr>
+              <w:t>ДО</w:t>
+            </w:r>
+          </w:p>
+        </w:tc>
+        <w:tc>
+          <w:tcPr>
+            <w:tcW w:w="4673" w:type="dxa"/>
+          </w:tcPr>
+          <w:p>
+            <w:pPr>
+              <w:jc w:val="center"/>
+              <w:rPr>
+                <w:rFonts w:ascii="Times New Roman" w:hAnsi="Times New Roman" w:cs="Times New Roman"/>
+                <w:sz w:val="24"/>
+                <w:szCs w:val="24"/>
+              </w:rPr>
+            </w:pPr>
+            <w:r>
+              <w:rPr>
+                <w:rFonts w:ascii="Times New Roman" w:hAnsi="Times New Roman" w:cs="Times New Roman"/>
+                <w:sz w:val="24"/>
+                <w:szCs w:val="24"/>
+              </w:rPr>
+              <w:t>ПОСЛЕ</w:t>
+            </w:r>
+          </w:p>
+        </w:tc>
+      </w:tr>
+      <w:tr>
+        <w:tc>
+          <w:tcPr>
+            <w:tcW w:w="4672" w:type="dxa"/>
+          </w:tcPr>
+          <w:p>
+            <w:pPr>
+              <w:jc w:val="center"/>
+              <w:rPr>
+                <w:rFonts w:ascii="Times New Roman" w:hAnsi="Times New Roman" w:cs="Times New Roman"/>
+                <w:sz w:val="24"/>
+                <w:szCs w:val="24"/>
+              </w:rPr>
+            </w:pPr>
+            <w:r>
+              <w:rPr>
+                <w:rFonts w:ascii="Times New Roman" w:hAnsi="Times New Roman" w:cs="Times New Roman"/>
+                <w:sz w:val="24"/>
+                <w:szCs w:val="24"/>
+              </w:rPr>
+              <w:drawing>
+                <wp:inline distT="0" distB="0" distL="0" distR="0" wp14:anchorId="1F9239F4" wp14:editId="60221ACF">
+                  <wp:extent cx="2737263" cy="957294"/>
+                  <wp:effectExtent l="0" t="0" r="6350" b="0"/>
+                  <wp:docPr id="18" name="Рисунок 18"/>
+                  <wp:cNvGraphicFramePr>
+                    <a:graphicFrameLocks xmlns:a="http://schemas.openxmlformats.org/drawingml/2006/main" noChangeAspect="1"/>
+                  </wp:cNvGraphicFramePr>
+                  <a:graphic xmlns:a="http://schemas.openxmlformats.org/drawingml/2006/main">
+                    <a:graphicData uri="http://schemas.openxmlformats.org/drawingml/2006/picture">
+                      <pic:pic xmlns:pic="http://schemas.openxmlformats.org/drawingml/2006/picture">
+                        <pic:nvPicPr>
+                          <pic:cNvPr id="1" name=""/>
+                          <pic:cNvPicPr/>
+                        </pic:nvPicPr>
+                        <pic:blipFill>
+                          <a:blip r:embed="rId17"/>
+                          <a:stretch>
+                            <a:fillRect/>
+                          </a:stretch>
+                        </pic:blipFill>
+                        <pic:spPr>
+                          <a:xfrm>
+                            <a:off x="0" y="0"/>
+                            <a:ext cx="2765573" cy="967195"/>
+                          </a:xfrm>
+                          <a:prstGeom prst="rect">
+                            <a:avLst/>
+                          </a:prstGeom>
+                        </pic:spPr>
+                      </pic:pic>
+                    </a:graphicData>
+                  </a:graphic>
+                </wp:inline>
+              </w:drawing>
+            </w:r>
+          </w:p>
+        </w:tc>
+        <w:tc>
+          <w:tcPr>
+            <w:tcW w:w="4673" w:type="dxa"/>
+          </w:tcPr>
+          <w:p>
+            <w:pPr>
+              <w:jc w:val="center"/>
+              <w:rPr>
+                <w:rFonts w:ascii="Times New Roman" w:hAnsi="Times New Roman" w:cs="Times New Roman"/>
+                <w:sz w:val="24"/>
+                <w:szCs w:val="24"/>
+              </w:rPr>
+            </w:pPr>
+            <w:r>
+              <w:rPr>
+                <w:rFonts w:ascii="Times New Roman" w:hAnsi="Times New Roman" w:cs="Times New Roman"/>
+                <w:sz w:val="24"/>
+                <w:szCs w:val="24"/>
+              </w:rPr>
+              <w:drawing>
+                <wp:inline distT="0" distB="0" distL="0" distR="0" wp14:anchorId="636BC690" wp14:editId="2E630E1E">
+                  <wp:extent cx="2774126" cy="1306286"/>
+                  <wp:effectExtent l="0" t="0" r="7620" b="8255"/>
+                  <wp:docPr id="19" name="Рисунок 19"/>
+                  <wp:cNvGraphicFramePr>
+                    <a:graphicFrameLocks xmlns:a="http://schemas.openxmlformats.org/drawingml/2006/main" noChangeAspect="1"/>
+                  </wp:cNvGraphicFramePr>
+                  <a:graphic xmlns:a="http://schemas.openxmlformats.org/drawingml/2006/main">
+                    <a:graphicData uri="http://schemas.openxmlformats.org/drawingml/2006/picture">
+                      <pic:pic xmlns:pic="http://schemas.openxmlformats.org/drawingml/2006/picture">
+                        <pic:nvPicPr>
+                          <pic:cNvPr id="1" name=""/>
+                          <pic:cNvPicPr/>
+                        </pic:nvPicPr>
+                        <pic:blipFill>
+                          <a:blip r:embed="rId18"/>
+                          <a:stretch>
+                            <a:fillRect/>
+                          </a:stretch>
+                        </pic:blipFill>
+                        <pic:spPr>
+                          <a:xfrm>
+                            <a:off x="0" y="0"/>
+                            <a:ext cx="2802462" cy="1319629"/>
+                          </a:xfrm>
+                          <a:prstGeom prst="rect">
+                            <a:avLst/>
+                          </a:prstGeom>
+                        </pic:spPr>
+                      </pic:pic>
+                    </a:graphicData>
+                  </a:graphic>
+                </wp:inline>
+              </w:drawing>
+            </w:r>
+          </w:p>
+        </w:tc>
+      </w:tr>
+    </w:tbl>
+    <w:p>
+      <w:pPr>
+        <w:rPr>
+          <w:rFonts w:ascii="Times New Roman" w:hAnsi="Times New Roman" w:cs="Times New Roman"/>
+          <w:sz w:val="24"/>
+          <w:szCs w:val="24"/>
+        </w:rPr>
+      </w:pPr>
+    </w:p>
+    <w:p>
+      <w:pPr>
+        <w:rPr>
+          <w:rFonts w:ascii="Times New Roman" w:hAnsi="Times New Roman" w:cs="Times New Roman"/>
+          <w:sz w:val="24"/>
+          <w:szCs w:val="24"/>
+        </w:rPr>
+      </w:pPr>
+    </w:p>
+    <w:p>
+      <w:pPr>
+        <w:rPr>
+          <w:rFonts w:ascii="Times New Roman" w:hAnsi="Times New Roman" w:cs="Times New Roman"/>
+          <w:sz w:val="24"/>
+          <w:szCs w:val="24"/>
+        </w:rPr>
+      </w:pPr>
+    </w:p>
+    <w:p>
+      <w:pPr>
+        <w:rPr>
+          <w:rFonts w:ascii="Times New Roman" w:hAnsi="Times New Roman" w:cs="Times New Roman"/>
+          <w:sz w:val="24"/>
+          <w:szCs w:val="24"/>
+        </w:rPr>
+      </w:pPr>
+    </w:p>
+    <w:p>
+      <w:pPr>
+        <w:rPr>
+          <w:rFonts w:ascii="Times New Roman" w:hAnsi="Times New Roman" w:cs="Times New Roman"/>
+          <w:sz w:val="24"/>
+          <w:szCs w:val="24"/>
+        </w:rPr>
+      </w:pPr>
+    </w:p>
+    <w:p>
+      <w:pPr>
+        <w:rPr>
+          <w:rFonts w:ascii="Times New Roman" w:hAnsi="Times New Roman" w:cs="Times New Roman"/>
+          <w:sz w:val="24"/>
+          <w:szCs w:val="24"/>
+        </w:rPr>
+      </w:pPr>
+    </w:p>
+    <w:p>
+      <w:pPr>
+        <w:rPr>
+          <w:rFonts w:ascii="Times New Roman" w:hAnsi="Times New Roman" w:cs="Times New Roman"/>
+          <w:sz w:val="24"/>
+          <w:szCs w:val="24"/>
+        </w:rPr>
+      </w:pPr>
+    </w:p>
+    <w:p>
+      <w:pPr>
+        <w:rPr>
+          <w:rFonts w:ascii="Times New Roman" w:hAnsi="Times New Roman" w:cs="Times New Roman"/>
+          <w:sz w:val="24"/>
+          <w:szCs w:val="24"/>
+        </w:rPr>
+      </w:pPr>
+    </w:p>
+    <w:p>
+      <w:pPr>
+        <w:rPr>
+          <w:rFonts w:ascii="Times New Roman" w:hAnsi="Times New Roman" w:cs="Times New Roman"/>
+          <w:sz w:val="24"/>
+          <w:szCs w:val="24"/>
+        </w:rPr>
+      </w:pPr>
+    </w:p>
+    <w:p>
+      <w:pPr>
+        <w:rPr>
+          <w:rFonts w:ascii="Times New Roman" w:hAnsi="Times New Roman" w:cs="Times New Roman"/>
+          <w:sz w:val="24"/>
+          <w:szCs w:val="24"/>
+        </w:rPr>
+      </w:pPr>
+      <w:r>
+        <w:rPr>
+          <w:rFonts w:ascii="Times New Roman" w:hAnsi="Times New Roman" w:cs="Times New Roman"/>
+          <w:sz w:val="24"/>
+          <w:szCs w:val="24"/>
+        </w:rPr>
+        <w:lastRenderedPageBreak/>
+        <w:t>Задание 8.</w:t>
+      </w:r>
+      <w:r>
+        <w:rPr>
+          <w:rFonts w:ascii="Times New Roman" w:hAnsi="Times New Roman" w:cs="Times New Roman"/>
+          <w:sz w:val="24"/>
+          <w:szCs w:val="24"/>
+        </w:rPr>
+        <w:t xml:space="preserve"> Требуется разделить метод </w:t>
+      </w:r>
+      <w:proofErr w:type="spellStart"/>
+      <w:r>
+        <w:rPr>
+          <w:rFonts w:ascii="Times New Roman" w:hAnsi="Times New Roman" w:cs="Times New Roman"/>
+          <w:sz w:val="24"/>
+          <w:szCs w:val="24"/>
+          <w:lang w:val="en-GB"/>
+        </w:rPr>
+        <w:t>CalculateFinalPrice</w:t>
+      </w:r>
+      <w:proofErr w:type="spellEnd"/>
+      <w:r>
+        <w:rPr>
+          <w:rFonts w:ascii="Times New Roman" w:hAnsi="Times New Roman" w:cs="Times New Roman"/>
+          <w:sz w:val="24"/>
+          <w:szCs w:val="24"/>
+        </w:rPr>
+        <w:t xml:space="preserve"> класса </w:t>
+      </w:r>
+      <w:proofErr w:type="spellStart"/>
+      <w:r>
+        <w:rPr>
+          <w:rFonts w:ascii="Times New Roman" w:hAnsi="Times New Roman" w:cs="Times New Roman"/>
+          <w:sz w:val="24"/>
+          <w:szCs w:val="24"/>
+          <w:lang w:val="en-US"/>
+        </w:rPr>
+        <w:t>OrderService</w:t>
+      </w:r>
+      <w:proofErr w:type="spellEnd"/>
+      <w:r>
+        <w:rPr>
+          <w:rFonts w:ascii="Times New Roman" w:hAnsi="Times New Roman" w:cs="Times New Roman"/>
+          <w:sz w:val="24"/>
+          <w:szCs w:val="24"/>
+        </w:rPr>
+        <w:t xml:space="preserve"> </w:t>
+      </w:r>
+      <w:r>
+        <w:rPr>
+          <w:rFonts w:ascii="Times New Roman" w:hAnsi="Times New Roman" w:cs="Times New Roman"/>
+          <w:sz w:val="24"/>
+          <w:szCs w:val="24"/>
+        </w:rPr>
+        <w:t>на несколько частей</w:t>
+      </w:r>
+      <w:r>
+        <w:rPr>
+          <w:rFonts w:ascii="Times New Roman" w:hAnsi="Times New Roman" w:cs="Times New Roman"/>
+          <w:sz w:val="24"/>
+          <w:szCs w:val="24"/>
+        </w:rPr>
+        <w:t>.</w:t>
+      </w:r>
+    </w:p>
+    <w:tbl>
+      <w:tblPr>
+        <w:tblStyle w:val="a3"/>
+        <w:tblW w:w="0" w:type="auto"/>
+        <w:tblLook w:val="04A0" w:firstRow="1" w:lastRow="0" w:firstColumn="1" w:lastColumn="0" w:noHBand="0" w:noVBand="1"/>
+      </w:tblPr>
+      <w:tblGrid>
+        <w:gridCol w:w="4672"/>
+        <w:gridCol w:w="4673"/>
+      </w:tblGrid>
+      <w:tr>
+        <w:tc>
+          <w:tcPr>
+            <w:tcW w:w="4672" w:type="dxa"/>
+          </w:tcPr>
+          <w:p>
+            <w:pPr>
+              <w:jc w:val="center"/>
+              <w:rPr>
+                <w:rFonts w:ascii="Times New Roman" w:hAnsi="Times New Roman" w:cs="Times New Roman"/>
+                <w:sz w:val="24"/>
+                <w:szCs w:val="24"/>
+              </w:rPr>
+            </w:pPr>
+            <w:r>
+              <w:rPr>
+                <w:rFonts w:ascii="Times New Roman" w:hAnsi="Times New Roman" w:cs="Times New Roman"/>
+                <w:sz w:val="24"/>
+                <w:szCs w:val="24"/>
+              </w:rPr>
+              <w:t>ДО</w:t>
+            </w:r>
+          </w:p>
+        </w:tc>
+        <w:tc>
+          <w:tcPr>
+            <w:tcW w:w="4673" w:type="dxa"/>
+          </w:tcPr>
+          <w:p>
+            <w:pPr>
+              <w:jc w:val="center"/>
+              <w:rPr>
+                <w:rFonts w:ascii="Times New Roman" w:hAnsi="Times New Roman" w:cs="Times New Roman"/>
+                <w:sz w:val="24"/>
+                <w:szCs w:val="24"/>
+              </w:rPr>
+            </w:pPr>
+            <w:r>
+              <w:rPr>
+                <w:rFonts w:ascii="Times New Roman" w:hAnsi="Times New Roman" w:cs="Times New Roman"/>
+                <w:sz w:val="24"/>
+                <w:szCs w:val="24"/>
+              </w:rPr>
+              <w:t>ПОСЛЕ</w:t>
+            </w:r>
+          </w:p>
+        </w:tc>
+      </w:tr>
+      <w:tr>
+        <w:tc>
+          <w:tcPr>
+            <w:tcW w:w="4672" w:type="dxa"/>
+          </w:tcPr>
+          <w:p>
+            <w:pPr>
+              <w:jc w:val="center"/>
+              <w:rPr>
+                <w:rFonts w:ascii="Times New Roman" w:hAnsi="Times New Roman" w:cs="Times New Roman"/>
+                <w:sz w:val="24"/>
+                <w:szCs w:val="24"/>
+              </w:rPr>
+            </w:pPr>
+            <w:r>
+              <w:rPr>
+                <w:rFonts w:ascii="Times New Roman" w:hAnsi="Times New Roman" w:cs="Times New Roman"/>
+                <w:sz w:val="24"/>
+                <w:szCs w:val="24"/>
+                <w:lang w:val="en-US"/>
+              </w:rPr>
+              <w:drawing>
+                <wp:inline distT="0" distB="0" distL="0" distR="0" wp14:anchorId="23A53CF4" wp14:editId="15202BC5">
+                  <wp:extent cx="2759076" cy="1661981"/>
+                  <wp:effectExtent l="0" t="0" r="3175" b="0"/>
+                  <wp:docPr id="29" name="Рисунок 29"/>
+                  <wp:cNvGraphicFramePr>
+                    <a:graphicFrameLocks xmlns:a="http://schemas.openxmlformats.org/drawingml/2006/main" noChangeAspect="1"/>
+                  </wp:cNvGraphicFramePr>
+                  <a:graphic xmlns:a="http://schemas.openxmlformats.org/drawingml/2006/main">
+                    <a:graphicData uri="http://schemas.openxmlformats.org/drawingml/2006/picture">
+                      <pic:pic xmlns:pic="http://schemas.openxmlformats.org/drawingml/2006/picture">
+                        <pic:nvPicPr>
+                          <pic:cNvPr id="1" name=""/>
+                          <pic:cNvPicPr/>
+                        </pic:nvPicPr>
+                        <pic:blipFill>
+                          <a:blip r:embed="rId9"/>
+                          <a:stretch>
+                            <a:fillRect/>
+                          </a:stretch>
+                        </pic:blipFill>
+                        <pic:spPr>
+                          <a:xfrm>
+                            <a:off x="0" y="0"/>
+                            <a:ext cx="2802189" cy="1687951"/>
+                          </a:xfrm>
+                          <a:prstGeom prst="rect">
+                            <a:avLst/>
+                          </a:prstGeom>
+                        </pic:spPr>
+                      </pic:pic>
+                    </a:graphicData>
+                  </a:graphic>
+                </wp:inline>
+              </w:drawing>
+            </w:r>
+          </w:p>
+        </w:tc>
+        <w:tc>
+          <w:tcPr>
+            <w:tcW w:w="4673" w:type="dxa"/>
+          </w:tcPr>
+          <w:p>
+            <w:pPr>
+              <w:jc w:val="center"/>
+              <w:rPr>
+                <w:rFonts w:ascii="Times New Roman" w:hAnsi="Times New Roman" w:cs="Times New Roman"/>
+                <w:sz w:val="24"/>
+                <w:szCs w:val="24"/>
+              </w:rPr>
+            </w:pPr>
+            <w:r>
+              <w:rPr>
+                <w:rFonts w:ascii="Times New Roman" w:hAnsi="Times New Roman" w:cs="Times New Roman"/>
+                <w:sz w:val="24"/>
+                <w:szCs w:val="24"/>
+              </w:rPr>
+              <w:drawing>
+                <wp:inline distT="0" distB="0" distL="0" distR="0" wp14:anchorId="45025F0F" wp14:editId="78B1D20C">
+                  <wp:extent cx="2573425" cy="1162887"/>
+                  <wp:effectExtent l="19050" t="19050" r="17780" b="18415"/>
+                  <wp:docPr id="22" name="Рисунок 22"/>
+                  <wp:cNvGraphicFramePr>
+                    <a:graphicFrameLocks xmlns:a="http://schemas.openxmlformats.org/drawingml/2006/main" noChangeAspect="1"/>
+                  </wp:cNvGraphicFramePr>
+                  <a:graphic xmlns:a="http://schemas.openxmlformats.org/drawingml/2006/main">
+                    <a:graphicData uri="http://schemas.openxmlformats.org/drawingml/2006/picture">
+                      <pic:pic xmlns:pic="http://schemas.openxmlformats.org/drawingml/2006/picture">
+                        <pic:nvPicPr>
+                          <pic:cNvPr id="1" name=""/>
+                          <pic:cNvPicPr/>
+                        </pic:nvPicPr>
+                        <pic:blipFill>
+                          <a:blip r:embed="rId19"/>
+                          <a:stretch>
+                            <a:fillRect/>
+                          </a:stretch>
+                        </pic:blipFill>
+                        <pic:spPr>
+                          <a:xfrm>
+                            <a:off x="0" y="0"/>
+                            <a:ext cx="2624609" cy="1186016"/>
+                          </a:xfrm>
+                          <a:prstGeom prst="rect">
+                            <a:avLst/>
+                          </a:prstGeom>
+                          <a:ln>
+                            <a:solidFill>
+                              <a:schemeClr val="bg1"/>
+                            </a:solidFill>
+                          </a:ln>
+                        </pic:spPr>
+                      </pic:pic>
+                    </a:graphicData>
+                  </a:graphic>
+                </wp:inline>
+              </w:drawing>
+            </w:r>
+          </w:p>
+          <w:p>
+            <w:pPr>
+              <w:jc w:val="center"/>
+              <w:rPr>
+                <w:rFonts w:ascii="Times New Roman" w:hAnsi="Times New Roman" w:cs="Times New Roman"/>
+                <w:sz w:val="24"/>
+                <w:szCs w:val="24"/>
+              </w:rPr>
+            </w:pPr>
+            <w:r>
+              <w:rPr>
+                <w:noProof/>
+              </w:rPr>
+              <w:drawing>
+                <wp:inline distT="0" distB="0" distL="0" distR="0" wp14:anchorId="12E099CD" wp14:editId="13A6871F">
+                  <wp:extent cx="2718416" cy="1620982"/>
+                  <wp:effectExtent l="0" t="0" r="6350" b="0"/>
+                  <wp:docPr id="23" name="Рисунок 23"/>
+                  <wp:cNvGraphicFramePr>
+                    <a:graphicFrameLocks xmlns:a="http://schemas.openxmlformats.org/drawingml/2006/main" noChangeAspect="1"/>
+                  </wp:cNvGraphicFramePr>
+                  <a:graphic xmlns:a="http://schemas.openxmlformats.org/drawingml/2006/main">
+                    <a:graphicData uri="http://schemas.openxmlformats.org/drawingml/2006/picture">
+                      <pic:pic xmlns:pic="http://schemas.openxmlformats.org/drawingml/2006/picture">
+                        <pic:nvPicPr>
+                          <pic:cNvPr id="1" name=""/>
+                          <pic:cNvPicPr/>
+                        </pic:nvPicPr>
+                        <pic:blipFill>
+                          <a:blip r:embed="rId20"/>
+                          <a:stretch>
+                            <a:fillRect/>
+                          </a:stretch>
+                        </pic:blipFill>
+                        <pic:spPr>
+                          <a:xfrm>
+                            <a:off x="0" y="0"/>
+                            <a:ext cx="2750310" cy="1640000"/>
+                          </a:xfrm>
+                          <a:prstGeom prst="rect">
+                            <a:avLst/>
+                          </a:prstGeom>
+                        </pic:spPr>
+                      </pic:pic>
+                    </a:graphicData>
+                  </a:graphic>
+                </wp:inline>
+              </w:drawing>
+            </w:r>
+          </w:p>
+        </w:tc>
+      </w:tr>
+    </w:tbl>
+    <w:p>
+      <w:pPr>
+        <w:rPr>
+          <w:rFonts w:ascii="Times New Roman" w:hAnsi="Times New Roman" w:cs="Times New Roman"/>
+          <w:sz w:val="24"/>
+          <w:szCs w:val="24"/>
+        </w:rPr>
+      </w:pPr>
     </w:p>
     <w:sectPr>
       <w:pgSz w:w="11906" w:h="16838"/>
@@ -387,7 +2477,7 @@
 </file>
 
 <file path=word/styles.xml><?xml version="1.0" encoding="utf-8"?>
-<w:styles xmlns:mc="http://schemas.openxmlformats.org/markup-compatibility/2006" xmlns:r="http://schemas.openxmlformats.org/officeDocument/2006/relationships" xmlns:w="http://schemas.openxmlformats.org/wordprocessingml/2006/main" xmlns:w14="http://schemas.microsoft.com/office/word/2010/wordml" xmlns:w15="http://schemas.microsoft.com/office/word/2012/wordml" xmlns:w16se="http://schemas.microsoft.com/office/word/2015/wordml/symex" mc:Ignorable="w14 w15 w16se">
+<w:styles xmlns:mc="http://schemas.openxmlformats.org/markup-compatibility/2006" xmlns:r="http://schemas.openxmlformats.org/officeDocument/2006/relationships" xmlns:w="http://schemas.openxmlformats.org/wordprocessingml/2006/main" xmlns:w14="http://schemas.microsoft.com/office/word/2010/wordml" xmlns:w15="http://schemas.microsoft.com/office/word/2012/wordml" xmlns:w16cex="http://schemas.microsoft.com/office/word/2018/wordml/cex" xmlns:w16cid="http://schemas.microsoft.com/office/word/2016/wordml/cid" xmlns:w16="http://schemas.microsoft.com/office/word/2018/wordml" xmlns:w16sdtdh="http://schemas.microsoft.com/office/word/2020/wordml/sdtdatahash" xmlns:w16se="http://schemas.microsoft.com/office/word/2015/wordml/symex" mc:Ignorable="w14 w15 w16se w16cid w16 w16cex w16sdtdh">
   <w:docDefaults>
     <w:rPrDefault>
       <w:rPr>
@@ -403,7 +2493,7 @@
       </w:pPr>
     </w:pPrDefault>
   </w:docDefaults>
-  <w:latentStyles w:defLockedState="0" w:defUIPriority="99" w:defSemiHidden="0" w:defUnhideWhenUsed="0" w:defQFormat="0" w:count="371">
+  <w:latentStyles w:defLockedState="0" w:defUIPriority="99" w:defSemiHidden="0" w:defUnhideWhenUsed="0" w:defQFormat="0" w:count="376">
     <w:lsdException w:name="Normal" w:uiPriority="0" w:qFormat="1"/>
     <w:lsdException w:name="heading 1" w:uiPriority="9" w:qFormat="1"/>
     <w:lsdException w:name="heading 2" w:semiHidden="1" w:uiPriority="9" w:unhideWhenUsed="1" w:qFormat="1"/>
@@ -509,7 +2599,6 @@
     <w:lsdException w:name="HTML Sample" w:semiHidden="1" w:unhideWhenUsed="1"/>
     <w:lsdException w:name="HTML Typewriter" w:semiHidden="1" w:unhideWhenUsed="1"/>
     <w:lsdException w:name="HTML Variable" w:semiHidden="1" w:unhideWhenUsed="1"/>
-    <w:lsdException w:name="Normal Table" w:semiHidden="1" w:unhideWhenUsed="1"/>
     <w:lsdException w:name="annotation subject" w:semiHidden="1" w:unhideWhenUsed="1"/>
     <w:lsdException w:name="No List" w:semiHidden="1" w:unhideWhenUsed="1"/>
     <w:lsdException w:name="Outline List 1" w:semiHidden="1" w:unhideWhenUsed="1"/>
@@ -552,11 +2641,8 @@
     <w:lsdException w:name="Table Contemporary" w:semiHidden="1" w:unhideWhenUsed="1"/>
     <w:lsdException w:name="Table Elegant" w:semiHidden="1" w:unhideWhenUsed="1"/>
     <w:lsdException w:name="Table Professional" w:semiHidden="1" w:unhideWhenUsed="1"/>
-    <w:lsdException w:name="Table Subtle 1" w:semiHidden="1" w:unhideWhenUsed="1"/>
     <w:lsdException w:name="Table Subtle 2" w:semiHidden="1" w:unhideWhenUsed="1"/>
     <w:lsdException w:name="Table Web 1" w:semiHidden="1" w:unhideWhenUsed="1"/>
-    <w:lsdException w:name="Table Web 2" w:semiHidden="1" w:unhideWhenUsed="1"/>
-    <w:lsdException w:name="Table Web 3" w:semiHidden="1" w:unhideWhenUsed="1"/>
     <w:lsdException w:name="Balloon Text" w:semiHidden="1" w:unhideWhenUsed="1"/>
     <w:lsdException w:name="Table Grid" w:uiPriority="39"/>
     <w:lsdException w:name="Table Theme" w:semiHidden="1" w:unhideWhenUsed="1"/>
@@ -775,6 +2861,11 @@
     <w:lsdException w:name="List Table 5 Dark Accent 6" w:uiPriority="50"/>
     <w:lsdException w:name="List Table 6 Colorful Accent 6" w:uiPriority="51"/>
     <w:lsdException w:name="List Table 7 Colorful Accent 6" w:uiPriority="52"/>
+    <w:lsdException w:name="Mention" w:semiHidden="1" w:unhideWhenUsed="1"/>
+    <w:lsdException w:name="Smart Hyperlink" w:semiHidden="1" w:unhideWhenUsed="1"/>
+    <w:lsdException w:name="Hashtag" w:semiHidden="1" w:unhideWhenUsed="1"/>
+    <w:lsdException w:name="Unresolved Mention" w:semiHidden="1" w:unhideWhenUsed="1"/>
+    <w:lsdException w:name="Smart Link" w:semiHidden="1" w:unhideWhenUsed="1"/>
   </w:latentStyles>
   <w:style w:type="paragraph" w:default="1" w:styleId="a">
     <w:name w:val="Normal"/>
@@ -1088,4 +3179,16 @@
     </a:ext>
   </a:extLst>
 </a:theme>
+</file>
+
+<file path=customXml/item1.xml><?xml version="1.0" encoding="utf-8"?>
+<b:Sources xmlns:b="http://schemas.openxmlformats.org/officeDocument/2006/bibliography" xmlns="http://schemas.openxmlformats.org/officeDocument/2006/bibliography" SelectedStyle="\APASixthEditionOfficeOnline.xsl" StyleName="APA" Version="6"/>
+</file>
+
+<file path=customXml/itemProps1.xml><?xml version="1.0" encoding="utf-8"?>
+<ds:datastoreItem xmlns:ds="http://schemas.openxmlformats.org/officeDocument/2006/customXml" ds:itemID="{498AEA01-E3E0-421A-BDBE-EE2E11B02F51}">
+  <ds:schemaRefs>
+    <ds:schemaRef ds:uri="http://schemas.openxmlformats.org/officeDocument/2006/bibliography"/>
+  </ds:schemaRefs>
+</ds:datastoreItem>
 </file>
--- a/Labs/Lab8/Lab8.docx
+++ b/Labs/Lab8/Lab8.docx
@@ -1,6 +1,6 @@
 
 <file path=word/document.xml><?xml version="1.0" encoding="utf-8"?>
-<w:document xmlns:wpc="http://schemas.microsoft.com/office/word/2010/wordprocessingCanvas" xmlns:cx="http://schemas.microsoft.com/office/drawing/2014/chartex" xmlns:cx1="http://schemas.microsoft.com/office/drawing/2015/9/8/chartex" xmlns:cx2="http://schemas.microsoft.com/office/drawing/2015/10/21/chartex" xmlns:cx3="http://schemas.microsoft.com/office/drawing/2016/5/9/chartex" xmlns:cx4="http://schemas.microsoft.com/office/drawing/2016/5/10/chartex" xmlns:cx5="http://schemas.microsoft.com/office/drawing/2016/5/11/chartex" xmlns:cx6="http://schemas.microsoft.com/office/drawing/2016/5/12/chartex" xmlns:cx7="http://schemas.microsoft.com/office/drawing/2016/5/13/chartex" xmlns:cx8="http://schemas.microsoft.com/office/drawing/2016/5/14/chartex" xmlns:mc="http://schemas.openxmlformats.org/markup-compatibility/2006" xmlns:aink="http://schemas.microsoft.com/office/drawing/2016/ink" xmlns:am3d="http://schemas.microsoft.com/office/drawing/2017/model3d" xmlns:o="urn:schemas-microsoft-com:office:office" xmlns:r="http://schemas.openxmlformats.org/officeDocument/2006/relationships" xmlns:m="http://schemas.openxmlformats.org/officeDocument/2006/math" xmlns:v="urn:schemas-microsoft-com:vml" xmlns:wp14="http://schemas.microsoft.com/office/word/2010/wordprocessingDrawing" xmlns:wp="http://schemas.openxmlformats.org/drawingml/2006/wordprocessingDrawing" xmlns:w10="urn:schemas-microsoft-com:office:word" xmlns:w="http://schemas.openxmlformats.org/wordprocessingml/2006/main" xmlns:w14="http://schemas.microsoft.com/office/word/2010/wordml" xmlns:w15="http://schemas.microsoft.com/office/word/2012/wordml" xmlns:w16cex="http://schemas.microsoft.com/office/word/2018/wordml/cex" xmlns:w16cid="http://schemas.microsoft.com/office/word/2016/wordml/cid" xmlns:w16="http://schemas.microsoft.com/office/word/2018/wordml" xmlns:w16sdtdh="http://schemas.microsoft.com/office/word/2020/wordml/sdtdatahash" xmlns:w16se="http://schemas.microsoft.com/office/word/2015/wordml/symex" xmlns:wpg="http://schemas.microsoft.com/office/word/2010/wordprocessingGroup" xmlns:wpi="http://schemas.microsoft.com/office/word/2010/wordprocessingInk" xmlns:wne="http://schemas.microsoft.com/office/word/2006/wordml" xmlns:wps="http://schemas.microsoft.com/office/word/2010/wordprocessingShape" mc:Ignorable="w14 w15 w16se w16cid w16 w16cex w16sdtdh wp14">
+<w:document xmlns:wpc="http://schemas.microsoft.com/office/word/2010/wordprocessingCanvas" xmlns:cx="http://schemas.microsoft.com/office/drawing/2014/chartex" xmlns:mc="http://schemas.openxmlformats.org/markup-compatibility/2006" xmlns:o="urn:schemas-microsoft-com:office:office" xmlns:r="http://schemas.openxmlformats.org/officeDocument/2006/relationships" xmlns:m="http://schemas.openxmlformats.org/officeDocument/2006/math" xmlns:v="urn:schemas-microsoft-com:vml" xmlns:wp14="http://schemas.microsoft.com/office/word/2010/wordprocessingDrawing" xmlns:wp="http://schemas.openxmlformats.org/drawingml/2006/wordprocessingDrawing" xmlns:w10="urn:schemas-microsoft-com:office:word" xmlns:w="http://schemas.openxmlformats.org/wordprocessingml/2006/main" xmlns:w14="http://schemas.microsoft.com/office/word/2010/wordml" xmlns:w15="http://schemas.microsoft.com/office/word/2012/wordml" xmlns:w16se="http://schemas.microsoft.com/office/word/2015/wordml/symex" xmlns:wpg="http://schemas.microsoft.com/office/word/2010/wordprocessingGroup" xmlns:wpi="http://schemas.microsoft.com/office/word/2010/wordprocessingInk" xmlns:wne="http://schemas.microsoft.com/office/word/2006/wordml" xmlns:wps="http://schemas.microsoft.com/office/word/2010/wordprocessingShape" mc:Ignorable="w14 w15 w16se wp14">
   <w:body>
     <w:p>
       <w:pPr>
@@ -177,6 +177,7 @@
                 <w:noProof/>
                 <w:sz w:val="24"/>
                 <w:szCs w:val="24"/>
+                <w:lang w:eastAsia="ru-RU"/>
               </w:rPr>
               <w:drawing>
                 <wp:inline distT="0" distB="0" distL="0" distR="0" wp14:anchorId="265AFA5D" wp14:editId="33908228">
@@ -235,6 +236,7 @@
                 <w:noProof/>
                 <w:sz w:val="24"/>
                 <w:szCs w:val="24"/>
+                <w:lang w:eastAsia="ru-RU"/>
               </w:rPr>
               <w:drawing>
                 <wp:inline distT="0" distB="0" distL="0" distR="0" wp14:anchorId="38B69D54" wp14:editId="50BE6CB1">
@@ -377,8 +379,10 @@
             <w:r>
               <w:rPr>
                 <w:rFonts w:ascii="Times New Roman" w:hAnsi="Times New Roman" w:cs="Times New Roman"/>
-                <w:sz w:val="24"/>
-                <w:szCs w:val="24"/>
+                <w:noProof/>
+                <w:sz w:val="24"/>
+                <w:szCs w:val="24"/>
+                <w:lang w:eastAsia="ru-RU"/>
               </w:rPr>
               <w:drawing>
                 <wp:inline distT="0" distB="0" distL="0" distR="0" wp14:anchorId="79F216E0" wp14:editId="26009A07">
@@ -434,8 +438,10 @@
             <w:r>
               <w:rPr>
                 <w:rFonts w:ascii="Times New Roman" w:hAnsi="Times New Roman" w:cs="Times New Roman"/>
-                <w:sz w:val="24"/>
-                <w:szCs w:val="24"/>
+                <w:noProof/>
+                <w:sz w:val="24"/>
+                <w:szCs w:val="24"/>
+                <w:lang w:eastAsia="ru-RU"/>
               </w:rPr>
               <w:drawing>
                 <wp:inline distT="0" distB="0" distL="0" distR="0" wp14:anchorId="1FB95F36" wp14:editId="3A5F017D">
@@ -625,8 +631,10 @@
             <w:r>
               <w:rPr>
                 <w:rFonts w:ascii="Times New Roman" w:hAnsi="Times New Roman" w:cs="Times New Roman"/>
-                <w:sz w:val="24"/>
-                <w:szCs w:val="24"/>
+                <w:noProof/>
+                <w:sz w:val="24"/>
+                <w:szCs w:val="24"/>
+                <w:lang w:eastAsia="ru-RU"/>
               </w:rPr>
               <w:drawing>
                 <wp:inline distT="0" distB="0" distL="0" distR="0" wp14:anchorId="76DEDCBF" wp14:editId="1D43B8DE">
@@ -683,9 +691,10 @@
             <w:r>
               <w:rPr>
                 <w:rFonts w:ascii="Times New Roman" w:hAnsi="Times New Roman" w:cs="Times New Roman"/>
-                <w:sz w:val="24"/>
-                <w:szCs w:val="24"/>
-                <w:lang w:val="en-US"/>
+                <w:noProof/>
+                <w:sz w:val="24"/>
+                <w:szCs w:val="24"/>
+                <w:lang w:eastAsia="ru-RU"/>
               </w:rPr>
               <w:drawing>
                 <wp:inline distT="0" distB="0" distL="0" distR="0" wp14:anchorId="0BE8287A" wp14:editId="403EEADE">
@@ -932,8 +941,10 @@
             <w:r>
               <w:rPr>
                 <w:rFonts w:ascii="Times New Roman" w:hAnsi="Times New Roman" w:cs="Times New Roman"/>
-                <w:sz w:val="24"/>
-                <w:szCs w:val="24"/>
+                <w:noProof/>
+                <w:sz w:val="24"/>
+                <w:szCs w:val="24"/>
+                <w:lang w:eastAsia="ru-RU"/>
               </w:rPr>
               <w:drawing>
                 <wp:inline distT="0" distB="0" distL="0" distR="0" wp14:anchorId="5EB3856E" wp14:editId="64397C56">
@@ -989,8 +1000,10 @@
             <w:r>
               <w:rPr>
                 <w:rFonts w:ascii="Times New Roman" w:hAnsi="Times New Roman" w:cs="Times New Roman"/>
-                <w:sz w:val="24"/>
-                <w:szCs w:val="24"/>
+                <w:noProof/>
+                <w:sz w:val="24"/>
+                <w:szCs w:val="24"/>
+                <w:lang w:eastAsia="ru-RU"/>
               </w:rPr>
               <w:drawing>
                 <wp:inline distT="0" distB="0" distL="0" distR="0" wp14:anchorId="1CA66562" wp14:editId="200076B2">
@@ -1214,8 +1227,10 @@
             <w:r>
               <w:rPr>
                 <w:rFonts w:ascii="Times New Roman" w:hAnsi="Times New Roman" w:cs="Times New Roman"/>
-                <w:sz w:val="24"/>
-                <w:szCs w:val="24"/>
+                <w:noProof/>
+                <w:sz w:val="24"/>
+                <w:szCs w:val="24"/>
+                <w:lang w:eastAsia="ru-RU"/>
               </w:rPr>
               <w:drawing>
                 <wp:inline distT="0" distB="0" distL="0" distR="0" wp14:anchorId="76A0473C" wp14:editId="2EA3C305">
@@ -1271,8 +1286,10 @@
             <w:r>
               <w:rPr>
                 <w:rFonts w:ascii="Times New Roman" w:hAnsi="Times New Roman" w:cs="Times New Roman"/>
-                <w:sz w:val="24"/>
-                <w:szCs w:val="24"/>
+                <w:noProof/>
+                <w:sz w:val="24"/>
+                <w:szCs w:val="24"/>
+                <w:lang w:eastAsia="ru-RU"/>
               </w:rPr>
               <w:drawing>
                 <wp:inline distT="0" distB="0" distL="0" distR="0" wp14:anchorId="442E88EA" wp14:editId="50BBD787">
@@ -1328,8 +1345,10 @@
             <w:r>
               <w:rPr>
                 <w:rFonts w:ascii="Times New Roman" w:hAnsi="Times New Roman" w:cs="Times New Roman"/>
-                <w:sz w:val="24"/>
-                <w:szCs w:val="24"/>
+                <w:noProof/>
+                <w:sz w:val="24"/>
+                <w:szCs w:val="24"/>
+                <w:lang w:eastAsia="ru-RU"/>
               </w:rPr>
               <w:drawing>
                 <wp:inline distT="0" distB="0" distL="0" distR="0" wp14:anchorId="16AABC94" wp14:editId="3DDAFAB3">
@@ -1618,8 +1637,10 @@
             <w:r>
               <w:rPr>
                 <w:rFonts w:ascii="Times New Roman" w:hAnsi="Times New Roman" w:cs="Times New Roman"/>
-                <w:sz w:val="24"/>
-                <w:szCs w:val="24"/>
+                <w:noProof/>
+                <w:sz w:val="24"/>
+                <w:szCs w:val="24"/>
+                <w:lang w:eastAsia="ru-RU"/>
               </w:rPr>
               <w:drawing>
                 <wp:inline distT="0" distB="0" distL="0" distR="0" wp14:anchorId="045C5779" wp14:editId="36779FA0">
@@ -1675,8 +1696,10 @@
             <w:r>
               <w:rPr>
                 <w:rFonts w:ascii="Times New Roman" w:hAnsi="Times New Roman" w:cs="Times New Roman"/>
-                <w:sz w:val="24"/>
-                <w:szCs w:val="24"/>
+                <w:noProof/>
+                <w:sz w:val="24"/>
+                <w:szCs w:val="24"/>
+                <w:lang w:eastAsia="ru-RU"/>
               </w:rPr>
               <w:drawing>
                 <wp:inline distT="0" distB="0" distL="0" distR="0" wp14:anchorId="65967CD7" wp14:editId="537D4713">
@@ -1965,8 +1988,10 @@
             <w:r>
               <w:rPr>
                 <w:rFonts w:ascii="Times New Roman" w:hAnsi="Times New Roman" w:cs="Times New Roman"/>
-                <w:sz w:val="24"/>
-                <w:szCs w:val="24"/>
+                <w:noProof/>
+                <w:sz w:val="24"/>
+                <w:szCs w:val="24"/>
+                <w:lang w:eastAsia="ru-RU"/>
               </w:rPr>
               <w:drawing>
                 <wp:inline distT="0" distB="0" distL="0" distR="0" wp14:anchorId="1F9239F4" wp14:editId="60221ACF">
@@ -2022,8 +2047,10 @@
             <w:r>
               <w:rPr>
                 <w:rFonts w:ascii="Times New Roman" w:hAnsi="Times New Roman" w:cs="Times New Roman"/>
-                <w:sz w:val="24"/>
-                <w:szCs w:val="24"/>
+                <w:noProof/>
+                <w:sz w:val="24"/>
+                <w:szCs w:val="24"/>
+                <w:lang w:eastAsia="ru-RU"/>
               </w:rPr>
               <w:drawing>
                 <wp:inline distT="0" distB="0" distL="0" distR="0" wp14:anchorId="636BC690" wp14:editId="2E630E1E">
@@ -2225,6 +2252,8 @@
         </w:rPr>
         <w:t>.</w:t>
       </w:r>
+      <w:bookmarkStart w:id="0" w:name="_GoBack"/>
+      <w:bookmarkEnd w:id="0"/>
     </w:p>
     <w:tbl>
       <w:tblPr>
@@ -2301,9 +2330,10 @@
             <w:r>
               <w:rPr>
                 <w:rFonts w:ascii="Times New Roman" w:hAnsi="Times New Roman" w:cs="Times New Roman"/>
-                <w:sz w:val="24"/>
-                <w:szCs w:val="24"/>
-                <w:lang w:val="en-US"/>
+                <w:noProof/>
+                <w:sz w:val="24"/>
+                <w:szCs w:val="24"/>
+                <w:lang w:eastAsia="ru-RU"/>
               </w:rPr>
               <w:drawing>
                 <wp:inline distT="0" distB="0" distL="0" distR="0" wp14:anchorId="23A53CF4" wp14:editId="15202BC5">
@@ -2359,8 +2389,10 @@
             <w:r>
               <w:rPr>
                 <w:rFonts w:ascii="Times New Roman" w:hAnsi="Times New Roman" w:cs="Times New Roman"/>
-                <w:sz w:val="24"/>
-                <w:szCs w:val="24"/>
+                <w:noProof/>
+                <w:sz w:val="24"/>
+                <w:szCs w:val="24"/>
+                <w:lang w:eastAsia="ru-RU"/>
               </w:rPr>
               <w:drawing>
                 <wp:inline distT="0" distB="0" distL="0" distR="0" wp14:anchorId="45025F0F" wp14:editId="78B1D20C">
@@ -2415,13 +2447,15 @@
             </w:pPr>
             <w:r>
               <w:rPr>
-                <w:noProof/>
+                <w:rFonts w:ascii="Times New Roman" w:hAnsi="Times New Roman" w:cs="Times New Roman"/>
+                <w:sz w:val="24"/>
+                <w:szCs w:val="24"/>
               </w:rPr>
               <w:drawing>
-                <wp:inline distT="0" distB="0" distL="0" distR="0" wp14:anchorId="12E099CD" wp14:editId="13A6871F">
-                  <wp:extent cx="2718416" cy="1620982"/>
-                  <wp:effectExtent l="0" t="0" r="6350" b="0"/>
-                  <wp:docPr id="23" name="Рисунок 23"/>
+                <wp:inline distT="0" distB="0" distL="0" distR="0" wp14:anchorId="3496BCD5" wp14:editId="15D711D2">
+                  <wp:extent cx="2767883" cy="1763485"/>
+                  <wp:effectExtent l="0" t="0" r="0" b="8255"/>
+                  <wp:docPr id="6" name="Рисунок 6"/>
                   <wp:cNvGraphicFramePr>
                     <a:graphicFrameLocks xmlns:a="http://schemas.openxmlformats.org/drawingml/2006/main" noChangeAspect="1"/>
                   </wp:cNvGraphicFramePr>
@@ -2441,7 +2475,7 @@
                         <pic:spPr>
                           <a:xfrm>
                             <a:off x="0" y="0"/>
-                            <a:ext cx="2750310" cy="1640000"/>
+                            <a:ext cx="2806092" cy="1787829"/>
                           </a:xfrm>
                           <a:prstGeom prst="rect">
                             <a:avLst/>
@@ -2477,7 +2511,7 @@
 </file>
 
 <file path=word/styles.xml><?xml version="1.0" encoding="utf-8"?>
-<w:styles xmlns:mc="http://schemas.openxmlformats.org/markup-compatibility/2006" xmlns:r="http://schemas.openxmlformats.org/officeDocument/2006/relationships" xmlns:w="http://schemas.openxmlformats.org/wordprocessingml/2006/main" xmlns:w14="http://schemas.microsoft.com/office/word/2010/wordml" xmlns:w15="http://schemas.microsoft.com/office/word/2012/wordml" xmlns:w16cex="http://schemas.microsoft.com/office/word/2018/wordml/cex" xmlns:w16cid="http://schemas.microsoft.com/office/word/2016/wordml/cid" xmlns:w16="http://schemas.microsoft.com/office/word/2018/wordml" xmlns:w16sdtdh="http://schemas.microsoft.com/office/word/2020/wordml/sdtdatahash" xmlns:w16se="http://schemas.microsoft.com/office/word/2015/wordml/symex" mc:Ignorable="w14 w15 w16se w16cid w16 w16cex w16sdtdh">
+<w:styles xmlns:mc="http://schemas.openxmlformats.org/markup-compatibility/2006" xmlns:r="http://schemas.openxmlformats.org/officeDocument/2006/relationships" xmlns:w="http://schemas.openxmlformats.org/wordprocessingml/2006/main" xmlns:w14="http://schemas.microsoft.com/office/word/2010/wordml" xmlns:w15="http://schemas.microsoft.com/office/word/2012/wordml" xmlns:w16se="http://schemas.microsoft.com/office/word/2015/wordml/symex" mc:Ignorable="w14 w15 w16se">
   <w:docDefaults>
     <w:rPrDefault>
       <w:rPr>
@@ -2493,7 +2527,7 @@
       </w:pPr>
     </w:pPrDefault>
   </w:docDefaults>
-  <w:latentStyles w:defLockedState="0" w:defUIPriority="99" w:defSemiHidden="0" w:defUnhideWhenUsed="0" w:defQFormat="0" w:count="376">
+  <w:latentStyles w:defLockedState="0" w:defUIPriority="99" w:defSemiHidden="0" w:defUnhideWhenUsed="0" w:defQFormat="0" w:count="371">
     <w:lsdException w:name="Normal" w:uiPriority="0" w:qFormat="1"/>
     <w:lsdException w:name="heading 1" w:uiPriority="9" w:qFormat="1"/>
     <w:lsdException w:name="heading 2" w:semiHidden="1" w:uiPriority="9" w:unhideWhenUsed="1" w:qFormat="1"/>
@@ -2599,6 +2633,7 @@
     <w:lsdException w:name="HTML Sample" w:semiHidden="1" w:unhideWhenUsed="1"/>
     <w:lsdException w:name="HTML Typewriter" w:semiHidden="1" w:unhideWhenUsed="1"/>
     <w:lsdException w:name="HTML Variable" w:semiHidden="1" w:unhideWhenUsed="1"/>
+    <w:lsdException w:name="Normal Table" w:semiHidden="1" w:unhideWhenUsed="1"/>
     <w:lsdException w:name="annotation subject" w:semiHidden="1" w:unhideWhenUsed="1"/>
     <w:lsdException w:name="No List" w:semiHidden="1" w:unhideWhenUsed="1"/>
     <w:lsdException w:name="Outline List 1" w:semiHidden="1" w:unhideWhenUsed="1"/>
@@ -2641,8 +2676,11 @@
     <w:lsdException w:name="Table Contemporary" w:semiHidden="1" w:unhideWhenUsed="1"/>
     <w:lsdException w:name="Table Elegant" w:semiHidden="1" w:unhideWhenUsed="1"/>
     <w:lsdException w:name="Table Professional" w:semiHidden="1" w:unhideWhenUsed="1"/>
+    <w:lsdException w:name="Table Subtle 1" w:semiHidden="1" w:unhideWhenUsed="1"/>
     <w:lsdException w:name="Table Subtle 2" w:semiHidden="1" w:unhideWhenUsed="1"/>
     <w:lsdException w:name="Table Web 1" w:semiHidden="1" w:unhideWhenUsed="1"/>
+    <w:lsdException w:name="Table Web 2" w:semiHidden="1" w:unhideWhenUsed="1"/>
+    <w:lsdException w:name="Table Web 3" w:semiHidden="1" w:unhideWhenUsed="1"/>
     <w:lsdException w:name="Balloon Text" w:semiHidden="1" w:unhideWhenUsed="1"/>
     <w:lsdException w:name="Table Grid" w:uiPriority="39"/>
     <w:lsdException w:name="Table Theme" w:semiHidden="1" w:unhideWhenUsed="1"/>
@@ -2861,11 +2899,6 @@
     <w:lsdException w:name="List Table 5 Dark Accent 6" w:uiPriority="50"/>
     <w:lsdException w:name="List Table 6 Colorful Accent 6" w:uiPriority="51"/>
     <w:lsdException w:name="List Table 7 Colorful Accent 6" w:uiPriority="52"/>
-    <w:lsdException w:name="Mention" w:semiHidden="1" w:unhideWhenUsed="1"/>
-    <w:lsdException w:name="Smart Hyperlink" w:semiHidden="1" w:unhideWhenUsed="1"/>
-    <w:lsdException w:name="Hashtag" w:semiHidden="1" w:unhideWhenUsed="1"/>
-    <w:lsdException w:name="Unresolved Mention" w:semiHidden="1" w:unhideWhenUsed="1"/>
-    <w:lsdException w:name="Smart Link" w:semiHidden="1" w:unhideWhenUsed="1"/>
   </w:latentStyles>
   <w:style w:type="paragraph" w:default="1" w:styleId="a">
     <w:name w:val="Normal"/>
@@ -3186,7 +3219,7 @@
 </file>
 
 <file path=customXml/itemProps1.xml><?xml version="1.0" encoding="utf-8"?>
-<ds:datastoreItem xmlns:ds="http://schemas.openxmlformats.org/officeDocument/2006/customXml" ds:itemID="{498AEA01-E3E0-421A-BDBE-EE2E11B02F51}">
+<ds:datastoreItem xmlns:ds="http://schemas.openxmlformats.org/officeDocument/2006/customXml" ds:itemID="{C681FAAD-A21D-4012-9496-1EF52DEDB09C}">
   <ds:schemaRefs>
     <ds:schemaRef ds:uri="http://schemas.openxmlformats.org/officeDocument/2006/bibliography"/>
   </ds:schemaRefs>
